--- a/lessons/6-14/readiness/practice.docx
+++ b/lessons/6-14/readiness/practice.docx
@@ -29,7 +29,7 @@
           <w:sz w:val="20"/>
           <w:szCs w:val="20"/>
         </w:rPr>
-        <w:t xml:space="preserve">Readiness practice for Lesson 6-5  ·  Builds toward 6.EE.3</w:t>
+        <w:t xml:space="preserve">Readiness practice for Lesson 6-14 (Unit 6 · Lesson 14)  ·  Builds toward 6.AT.7</w:t>
       </w:r>
     </w:p>
     <w:p>
@@ -442,7 +442,7 @@
           <w:sz w:val="20"/>
           <w:szCs w:val="20"/>
         </w:rPr>
-        <w:t xml:space="preserve">When you've finished, open Lesson 6-5 and dive in!</w:t>
+        <w:t xml:space="preserve">When you've finished, open Lesson 6-14 and dive in!</w:t>
       </w:r>
     </w:p>
     <w:p>

--- a/lessons/6-14/readiness/practice.docx
+++ b/lessons/6-14/readiness/practice.docx
@@ -86,7 +86,1121 @@
     </w:p>
     <w:p>
       <w:pPr>
-        <w:spacing w:after="120" w:before="0"/>
+        <w:spacing w:after="60" w:before="120"/>
+      </w:pPr>
+      <w:r>
+        <w:rPr>
+          <w:b/>
+          <w:bCs/>
+          <w:color w:val="0F2B3C"/>
+          <w:sz w:val="24"/>
+          <w:szCs w:val="24"/>
+        </w:rPr>
+        <w:t xml:space="preserve">Vocabulary Anchor Box</w:t>
+      </w:r>
+    </w:p>
+    <w:tbl>
+      <w:tblPr>
+        <w:tblW w:type="dxa" w:w="9360"/>
+        <w:tblBorders>
+          <w:top w:val="single" w:color="C7D2DD" w:sz="6"/>
+          <w:left w:val="single" w:color="C7D2DD" w:sz="6"/>
+          <w:bottom w:val="single" w:color="C7D2DD" w:sz="6"/>
+          <w:right w:val="single" w:color="C7D2DD" w:sz="6"/>
+          <w:insideH w:val="single" w:color="C7D2DD" w:sz="6"/>
+          <w:insideV w:val="single" w:color="C7D2DD" w:sz="6"/>
+        </w:tblBorders>
+      </w:tblPr>
+      <w:tblGrid>
+        <w:gridCol w:w="1800"/>
+        <w:gridCol w:w="3160"/>
+        <w:gridCol w:w="2200"/>
+        <w:gridCol w:w="2200"/>
+      </w:tblGrid>
+      <w:tr>
+        <w:trPr>
+          <w:cantSplit/>
+          <w:tblHeader/>
+        </w:trPr>
+        <w:tc>
+          <w:tcPr>
+            <w:tcW w:type="dxa" w:w="1800"/>
+            <w:shd w:fill="EEF4F8" w:color="auto" w:val="clear"/>
+            <w:tcMar>
+              <w:top w:type="dxa" w:w="60"/>
+              <w:left w:type="dxa" w:w="100"/>
+              <w:bottom w:type="dxa" w:w="60"/>
+              <w:right w:type="dxa" w:w="100"/>
+            </w:tcMar>
+          </w:tcPr>
+          <w:p>
+            <w:pPr>
+              <w:spacing w:after="0" w:before="0"/>
+            </w:pPr>
+            <w:r>
+              <w:rPr>
+                <w:b/>
+                <w:bCs/>
+                <w:color w:val="0F2B3C"/>
+                <w:sz w:val="18"/>
+                <w:szCs w:val="18"/>
+              </w:rPr>
+              <w:t xml:space="preserve">Concept Term</w:t>
+            </w:r>
+          </w:p>
+        </w:tc>
+        <w:tc>
+          <w:tcPr>
+            <w:tcW w:type="dxa" w:w="3160"/>
+            <w:shd w:fill="EEF4F8" w:color="auto" w:val="clear"/>
+            <w:tcMar>
+              <w:top w:type="dxa" w:w="60"/>
+              <w:left w:type="dxa" w:w="100"/>
+              <w:bottom w:type="dxa" w:w="60"/>
+              <w:right w:type="dxa" w:w="100"/>
+            </w:tcMar>
+          </w:tcPr>
+          <w:p>
+            <w:pPr>
+              <w:spacing w:after="0" w:before="0"/>
+            </w:pPr>
+            <w:r>
+              <w:rPr>
+                <w:b/>
+                <w:bCs/>
+                <w:color w:val="0F2B3C"/>
+                <w:sz w:val="18"/>
+                <w:szCs w:val="18"/>
+              </w:rPr>
+              <w:t xml:space="preserve">Student-Friendly Definition</w:t>
+            </w:r>
+          </w:p>
+        </w:tc>
+        <w:tc>
+          <w:tcPr>
+            <w:tcW w:type="dxa" w:w="2200"/>
+            <w:shd w:fill="EEF4F8" w:color="auto" w:val="clear"/>
+            <w:tcMar>
+              <w:top w:type="dxa" w:w="60"/>
+              <w:left w:type="dxa" w:w="100"/>
+              <w:bottom w:type="dxa" w:w="60"/>
+              <w:right w:type="dxa" w:w="100"/>
+            </w:tcMar>
+          </w:tcPr>
+          <w:p>
+            <w:pPr>
+              <w:spacing w:after="0" w:before="0"/>
+            </w:pPr>
+            <w:r>
+              <w:rPr>
+                <w:b/>
+                <w:bCs/>
+                <w:color w:val="0F2B3C"/>
+                <w:sz w:val="18"/>
+                <w:szCs w:val="18"/>
+              </w:rPr>
+              <w:t xml:space="preserve">Non-Example</w:t>
+            </w:r>
+          </w:p>
+        </w:tc>
+        <w:tc>
+          <w:tcPr>
+            <w:tcW w:type="dxa" w:w="2200"/>
+            <w:shd w:fill="EEF4F8" w:color="auto" w:val="clear"/>
+            <w:tcMar>
+              <w:top w:type="dxa" w:w="60"/>
+              <w:left w:type="dxa" w:w="100"/>
+              <w:bottom w:type="dxa" w:w="60"/>
+              <w:right w:type="dxa" w:w="100"/>
+            </w:tcMar>
+          </w:tcPr>
+          <w:p>
+            <w:pPr>
+              <w:spacing w:after="0" w:before="0"/>
+            </w:pPr>
+            <w:r>
+              <w:rPr>
+                <w:b/>
+                <w:bCs/>
+                <w:color w:val="0F2B3C"/>
+                <w:sz w:val="18"/>
+                <w:szCs w:val="18"/>
+              </w:rPr>
+              <w:t xml:space="preserve">Visual Clue</w:t>
+            </w:r>
+          </w:p>
+        </w:tc>
+      </w:tr>
+      <w:tr>
+        <w:trPr>
+          <w:cantSplit/>
+        </w:trPr>
+        <w:tc>
+          <w:tcPr>
+            <w:tcW w:type="dxa" w:w="1800"/>
+            <w:tcMar>
+              <w:top w:type="dxa" w:w="60"/>
+              <w:left w:type="dxa" w:w="100"/>
+              <w:bottom w:type="dxa" w:w="60"/>
+              <w:right w:type="dxa" w:w="100"/>
+            </w:tcMar>
+            <w:vAlign w:val="top"/>
+          </w:tcPr>
+          <w:p>
+            <w:pPr>
+              <w:spacing w:after="20" w:before="0"/>
+            </w:pPr>
+            <w:r>
+              <w:rPr>
+                <w:b/>
+                <w:bCs/>
+                <w:color w:val="0F2B3C"/>
+                <w:sz w:val="20"/>
+                <w:szCs w:val="20"/>
+              </w:rPr>
+              <w:t xml:space="preserve">The Distributive Property</w:t>
+            </w:r>
+          </w:p>
+          <w:p>
+            <w:pPr>
+              <w:spacing w:after="0" w:before="0"/>
+            </w:pPr>
+            <w:r>
+              <w:rPr>
+                <w:i/>
+                <w:iCs/>
+                <w:color w:val="5E6E7E"/>
+                <w:sz w:val="18"/>
+                <w:szCs w:val="18"/>
+              </w:rPr>
+              <w:t xml:space="preserve">La propiedad distributiva</w:t>
+            </w:r>
+          </w:p>
+        </w:tc>
+        <w:tc>
+          <w:tcPr>
+            <w:tcW w:type="dxa" w:w="3160"/>
+            <w:tcMar>
+              <w:top w:type="dxa" w:w="60"/>
+              <w:left w:type="dxa" w:w="100"/>
+              <w:bottom w:type="dxa" w:w="60"/>
+              <w:right w:type="dxa" w:w="100"/>
+            </w:tcMar>
+            <w:vAlign w:val="top"/>
+          </w:tcPr>
+          <w:p>
+            <w:pPr>
+              <w:spacing w:after="0" w:before="0"/>
+            </w:pPr>
+            <w:r>
+              <w:rPr>
+                <w:sz w:val="19"/>
+                <w:szCs w:val="19"/>
+              </w:rPr>
+              <w:t xml:space="preserve">Multiply a factor by every term inside parentheses.</w:t>
+            </w:r>
+          </w:p>
+        </w:tc>
+        <w:tc>
+          <w:tcPr>
+            <w:tcW w:type="dxa" w:w="2200"/>
+            <w:tcMar>
+              <w:top w:type="dxa" w:w="60"/>
+              <w:left w:type="dxa" w:w="100"/>
+              <w:bottom w:type="dxa" w:w="60"/>
+              <w:right w:type="dxa" w:w="100"/>
+            </w:tcMar>
+            <w:vAlign w:val="top"/>
+          </w:tcPr>
+          <w:p>
+            <w:pPr>
+              <w:spacing w:after="30" w:before="0"/>
+            </w:pPr>
+            <w:r>
+              <w:rPr>
+                <w:i/>
+                <w:iCs/>
+                <w:color w:val="5E6E7E"/>
+                <w:sz w:val="18"/>
+                <w:szCs w:val="18"/>
+              </w:rPr>
+              <w:t xml:space="preserve">Not The Distributive Property: write a counter-example that does not fit the rule.</w:t>
+            </w:r>
+          </w:p>
+          <w:p>
+            <w:pPr>
+              <w:spacing w:after="50" w:before="0"/>
+            </w:pPr>
+            <w:r>
+              <w:rPr>
+                <w:color w:val="BBBBBB"/>
+                <w:sz w:val="18"/>
+                <w:szCs w:val="18"/>
+              </w:rPr>
+              <w:t xml:space="preserve">____________________________</w:t>
+            </w:r>
+          </w:p>
+        </w:tc>
+        <w:tc>
+          <w:tcPr>
+            <w:tcW w:type="dxa" w:w="2200"/>
+            <w:tcMar>
+              <w:top w:type="dxa" w:w="60"/>
+              <w:left w:type="dxa" w:w="100"/>
+              <w:bottom w:type="dxa" w:w="60"/>
+              <w:right w:type="dxa" w:w="100"/>
+            </w:tcMar>
+            <w:vAlign w:val="top"/>
+          </w:tcPr>
+          <w:p>
+            <w:pPr>
+              <w:spacing w:after="0" w:before="0"/>
+            </w:pPr>
+            <w:r>
+              <w:rPr>
+                <w:i/>
+                <w:iCs/>
+                <w:color w:val="5E6E7E"/>
+                <w:sz w:val="18"/>
+                <w:szCs w:val="18"/>
+              </w:rPr>
+              <w:t xml:space="preserve">3(x + 4) = 3x + 12</w:t>
+            </w:r>
+          </w:p>
+        </w:tc>
+      </w:tr>
+      <w:tr>
+        <w:trPr>
+          <w:cantSplit/>
+        </w:trPr>
+        <w:tc>
+          <w:tcPr>
+            <w:tcW w:type="dxa" w:w="1800"/>
+            <w:tcMar>
+              <w:top w:type="dxa" w:w="60"/>
+              <w:left w:type="dxa" w:w="100"/>
+              <w:bottom w:type="dxa" w:w="60"/>
+              <w:right w:type="dxa" w:w="100"/>
+            </w:tcMar>
+            <w:vAlign w:val="top"/>
+          </w:tcPr>
+          <w:p>
+            <w:pPr>
+              <w:spacing w:after="20" w:before="0"/>
+            </w:pPr>
+            <w:r>
+              <w:rPr>
+                <w:b/>
+                <w:bCs/>
+                <w:color w:val="0F2B3C"/>
+                <w:sz w:val="20"/>
+                <w:szCs w:val="20"/>
+              </w:rPr>
+              <w:t xml:space="preserve">Distributive Property</w:t>
+            </w:r>
+          </w:p>
+          <w:p>
+            <w:pPr>
+              <w:spacing w:after="0" w:before="0"/>
+            </w:pPr>
+            <w:r>
+              <w:rPr>
+                <w:i/>
+                <w:iCs/>
+                <w:color w:val="5E6E7E"/>
+                <w:sz w:val="18"/>
+                <w:szCs w:val="18"/>
+              </w:rPr>
+              <w:t xml:space="preserve">Propiedad distributiva</w:t>
+            </w:r>
+          </w:p>
+        </w:tc>
+        <w:tc>
+          <w:tcPr>
+            <w:tcW w:type="dxa" w:w="3160"/>
+            <w:tcMar>
+              <w:top w:type="dxa" w:w="60"/>
+              <w:left w:type="dxa" w:w="100"/>
+              <w:bottom w:type="dxa" w:w="60"/>
+              <w:right w:type="dxa" w:w="100"/>
+            </w:tcMar>
+            <w:vAlign w:val="top"/>
+          </w:tcPr>
+          <w:p>
+            <w:pPr>
+              <w:spacing w:after="0" w:before="0"/>
+            </w:pPr>
+            <w:r>
+              <w:rPr>
+                <w:sz w:val="19"/>
+                <w:szCs w:val="19"/>
+              </w:rPr>
+              <w:t xml:space="preserve">Multiplying a number by everything inside the parentheses: a(b + c) = ab + ac.</w:t>
+            </w:r>
+          </w:p>
+        </w:tc>
+        <w:tc>
+          <w:tcPr>
+            <w:tcW w:type="dxa" w:w="2200"/>
+            <w:tcMar>
+              <w:top w:type="dxa" w:w="60"/>
+              <w:left w:type="dxa" w:w="100"/>
+              <w:bottom w:type="dxa" w:w="60"/>
+              <w:right w:type="dxa" w:w="100"/>
+            </w:tcMar>
+            <w:vAlign w:val="top"/>
+          </w:tcPr>
+          <w:p>
+            <w:pPr>
+              <w:spacing w:after="30" w:before="0"/>
+            </w:pPr>
+            <w:r>
+              <w:rPr>
+                <w:i/>
+                <w:iCs/>
+                <w:color w:val="5E6E7E"/>
+                <w:sz w:val="18"/>
+                <w:szCs w:val="18"/>
+              </w:rPr>
+              <w:t xml:space="preserve">Not Distributive Property: write a counter-example that does not fit the rule.</w:t>
+            </w:r>
+          </w:p>
+          <w:p>
+            <w:pPr>
+              <w:spacing w:after="50" w:before="0"/>
+            </w:pPr>
+            <w:r>
+              <w:rPr>
+                <w:color w:val="BBBBBB"/>
+                <w:sz w:val="18"/>
+                <w:szCs w:val="18"/>
+              </w:rPr>
+              <w:t xml:space="preserve">____________________________</w:t>
+            </w:r>
+          </w:p>
+        </w:tc>
+        <w:tc>
+          <w:tcPr>
+            <w:tcW w:type="dxa" w:w="2200"/>
+            <w:tcMar>
+              <w:top w:type="dxa" w:w="60"/>
+              <w:left w:type="dxa" w:w="100"/>
+              <w:bottom w:type="dxa" w:w="60"/>
+              <w:right w:type="dxa" w:w="100"/>
+            </w:tcMar>
+            <w:vAlign w:val="top"/>
+          </w:tcPr>
+          <w:p>
+            <w:pPr>
+              <w:spacing w:after="0" w:before="0"/>
+            </w:pPr>
+            <w:r>
+              <w:rPr>
+                <w:i/>
+                <w:iCs/>
+                <w:color w:val="5E6E7E"/>
+                <w:sz w:val="18"/>
+                <w:szCs w:val="18"/>
+              </w:rPr>
+              <w:t xml:space="preserve">3(4 + 5) = 3×4 + 3×5 = 12 + 15 = 27 — the 3 gets 'distributed' to both the 4 and the 5</w:t>
+            </w:r>
+          </w:p>
+        </w:tc>
+      </w:tr>
+      <w:tr>
+        <w:trPr>
+          <w:cantSplit/>
+        </w:trPr>
+        <w:tc>
+          <w:tcPr>
+            <w:tcW w:type="dxa" w:w="1800"/>
+            <w:tcMar>
+              <w:top w:type="dxa" w:w="60"/>
+              <w:left w:type="dxa" w:w="100"/>
+              <w:bottom w:type="dxa" w:w="60"/>
+              <w:right w:type="dxa" w:w="100"/>
+            </w:tcMar>
+            <w:vAlign w:val="top"/>
+          </w:tcPr>
+          <w:p>
+            <w:pPr>
+              <w:spacing w:after="20" w:before="0"/>
+            </w:pPr>
+            <w:r>
+              <w:rPr>
+                <w:b/>
+                <w:bCs/>
+                <w:color w:val="0F2B3C"/>
+                <w:sz w:val="20"/>
+                <w:szCs w:val="20"/>
+              </w:rPr>
+              <w:t xml:space="preserve">Factor</w:t>
+            </w:r>
+          </w:p>
+          <w:p>
+            <w:pPr>
+              <w:spacing w:after="0" w:before="0"/>
+            </w:pPr>
+            <w:r>
+              <w:rPr>
+                <w:i/>
+                <w:iCs/>
+                <w:color w:val="5E6E7E"/>
+                <w:sz w:val="18"/>
+                <w:szCs w:val="18"/>
+              </w:rPr>
+              <w:t xml:space="preserve">Factor</w:t>
+            </w:r>
+          </w:p>
+        </w:tc>
+        <w:tc>
+          <w:tcPr>
+            <w:tcW w:type="dxa" w:w="3160"/>
+            <w:tcMar>
+              <w:top w:type="dxa" w:w="60"/>
+              <w:left w:type="dxa" w:w="100"/>
+              <w:bottom w:type="dxa" w:w="60"/>
+              <w:right w:type="dxa" w:w="100"/>
+            </w:tcMar>
+            <w:vAlign w:val="top"/>
+          </w:tcPr>
+          <w:p>
+            <w:pPr>
+              <w:spacing w:after="0" w:before="0"/>
+            </w:pPr>
+            <w:r>
+              <w:rPr>
+                <w:sz w:val="19"/>
+                <w:szCs w:val="19"/>
+              </w:rPr>
+              <w:t xml:space="preserve">A factor of a whole number divides it evenly, with no remainder. For example, 3 is a factor of 12 because 12 ÷ 3 = 4.</w:t>
+            </w:r>
+          </w:p>
+        </w:tc>
+        <w:tc>
+          <w:tcPr>
+            <w:tcW w:type="dxa" w:w="2200"/>
+            <w:tcMar>
+              <w:top w:type="dxa" w:w="60"/>
+              <w:left w:type="dxa" w:w="100"/>
+              <w:bottom w:type="dxa" w:w="60"/>
+              <w:right w:type="dxa" w:w="100"/>
+            </w:tcMar>
+            <w:vAlign w:val="top"/>
+          </w:tcPr>
+          <w:p>
+            <w:pPr>
+              <w:spacing w:after="30" w:before="0"/>
+            </w:pPr>
+            <w:r>
+              <w:rPr>
+                <w:i/>
+                <w:iCs/>
+                <w:color w:val="5E6E7E"/>
+                <w:sz w:val="18"/>
+                <w:szCs w:val="18"/>
+              </w:rPr>
+              <w:t xml:space="preserve">Not Factor: write a counter-example that does not fit the rule.</w:t>
+            </w:r>
+          </w:p>
+          <w:p>
+            <w:pPr>
+              <w:spacing w:after="50" w:before="0"/>
+            </w:pPr>
+            <w:r>
+              <w:rPr>
+                <w:color w:val="BBBBBB"/>
+                <w:sz w:val="18"/>
+                <w:szCs w:val="18"/>
+              </w:rPr>
+              <w:t xml:space="preserve">____________________________</w:t>
+            </w:r>
+          </w:p>
+        </w:tc>
+        <w:tc>
+          <w:tcPr>
+            <w:tcW w:type="dxa" w:w="2200"/>
+            <w:tcMar>
+              <w:top w:type="dxa" w:w="60"/>
+              <w:left w:type="dxa" w:w="100"/>
+              <w:bottom w:type="dxa" w:w="60"/>
+              <w:right w:type="dxa" w:w="100"/>
+            </w:tcMar>
+            <w:vAlign w:val="top"/>
+          </w:tcPr>
+          <w:p>
+            <w:pPr>
+              <w:spacing w:after="0" w:before="0"/>
+            </w:pPr>
+            <w:r>
+              <w:rPr>
+                <w:i/>
+                <w:iCs/>
+                <w:color w:val="5E6E7E"/>
+                <w:sz w:val="18"/>
+                <w:szCs w:val="18"/>
+              </w:rPr>
+              <w:t xml:space="preserve">In 3(x + 2), the 3 is the factor outside the parentheses that multiplies each term inside</w:t>
+            </w:r>
+          </w:p>
+        </w:tc>
+      </w:tr>
+      <w:tr>
+        <w:trPr>
+          <w:cantSplit/>
+        </w:trPr>
+        <w:tc>
+          <w:tcPr>
+            <w:tcW w:type="dxa" w:w="1800"/>
+            <w:tcMar>
+              <w:top w:type="dxa" w:w="60"/>
+              <w:left w:type="dxa" w:w="100"/>
+              <w:bottom w:type="dxa" w:w="60"/>
+              <w:right w:type="dxa" w:w="100"/>
+            </w:tcMar>
+            <w:vAlign w:val="top"/>
+          </w:tcPr>
+          <w:p>
+            <w:pPr>
+              <w:spacing w:after="20" w:before="0"/>
+            </w:pPr>
+            <w:r>
+              <w:rPr>
+                <w:b/>
+                <w:bCs/>
+                <w:color w:val="0F2B3C"/>
+                <w:sz w:val="20"/>
+                <w:szCs w:val="20"/>
+              </w:rPr>
+              <w:t xml:space="preserve">Expand</w:t>
+            </w:r>
+          </w:p>
+          <w:p>
+            <w:pPr>
+              <w:spacing w:after="0" w:before="0"/>
+            </w:pPr>
+            <w:r>
+              <w:rPr>
+                <w:i/>
+                <w:iCs/>
+                <w:color w:val="5E6E7E"/>
+                <w:sz w:val="18"/>
+                <w:szCs w:val="18"/>
+              </w:rPr>
+              <w:t xml:space="preserve">Desarrollar</w:t>
+            </w:r>
+          </w:p>
+        </w:tc>
+        <w:tc>
+          <w:tcPr>
+            <w:tcW w:type="dxa" w:w="3160"/>
+            <w:tcMar>
+              <w:top w:type="dxa" w:w="60"/>
+              <w:left w:type="dxa" w:w="100"/>
+              <w:bottom w:type="dxa" w:w="60"/>
+              <w:right w:type="dxa" w:w="100"/>
+            </w:tcMar>
+            <w:vAlign w:val="top"/>
+          </w:tcPr>
+          <w:p>
+            <w:pPr>
+              <w:spacing w:after="0" w:before="0"/>
+            </w:pPr>
+            <w:r>
+              <w:rPr>
+                <w:sz w:val="19"/>
+                <w:szCs w:val="19"/>
+              </w:rPr>
+              <w:t xml:space="preserve">To multiply out the parentheses in an expression.</w:t>
+            </w:r>
+          </w:p>
+        </w:tc>
+        <w:tc>
+          <w:tcPr>
+            <w:tcW w:type="dxa" w:w="2200"/>
+            <w:tcMar>
+              <w:top w:type="dxa" w:w="60"/>
+              <w:left w:type="dxa" w:w="100"/>
+              <w:bottom w:type="dxa" w:w="60"/>
+              <w:right w:type="dxa" w:w="100"/>
+            </w:tcMar>
+            <w:vAlign w:val="top"/>
+          </w:tcPr>
+          <w:p>
+            <w:pPr>
+              <w:spacing w:after="30" w:before="0"/>
+            </w:pPr>
+            <w:r>
+              <w:rPr>
+                <w:i/>
+                <w:iCs/>
+                <w:color w:val="5E6E7E"/>
+                <w:sz w:val="18"/>
+                <w:szCs w:val="18"/>
+              </w:rPr>
+              <w:t xml:space="preserve">Not Expand: write a counter-example that does not fit the rule.</w:t>
+            </w:r>
+          </w:p>
+          <w:p>
+            <w:pPr>
+              <w:spacing w:after="50" w:before="0"/>
+            </w:pPr>
+            <w:r>
+              <w:rPr>
+                <w:color w:val="BBBBBB"/>
+                <w:sz w:val="18"/>
+                <w:szCs w:val="18"/>
+              </w:rPr>
+              <w:t xml:space="preserve">____________________________</w:t>
+            </w:r>
+          </w:p>
+        </w:tc>
+        <w:tc>
+          <w:tcPr>
+            <w:tcW w:type="dxa" w:w="2200"/>
+            <w:tcMar>
+              <w:top w:type="dxa" w:w="60"/>
+              <w:left w:type="dxa" w:w="100"/>
+              <w:bottom w:type="dxa" w:w="60"/>
+              <w:right w:type="dxa" w:w="100"/>
+            </w:tcMar>
+            <w:vAlign w:val="top"/>
+          </w:tcPr>
+          <w:p>
+            <w:pPr>
+              <w:spacing w:after="0" w:before="0"/>
+            </w:pPr>
+            <w:r>
+              <w:rPr>
+                <w:i/>
+                <w:iCs/>
+                <w:color w:val="5E6E7E"/>
+                <w:sz w:val="18"/>
+                <w:szCs w:val="18"/>
+              </w:rPr>
+              <w:t xml:space="preserve">Expand 2(n + 6): multiply 2 × n = 2n and 2 × 6 = 12, so 2(n + 6) = 2n + 12</w:t>
+            </w:r>
+          </w:p>
+        </w:tc>
+      </w:tr>
+      <w:tr>
+        <w:trPr>
+          <w:cantSplit/>
+        </w:trPr>
+        <w:tc>
+          <w:tcPr>
+            <w:tcW w:type="dxa" w:w="1800"/>
+            <w:tcMar>
+              <w:top w:type="dxa" w:w="60"/>
+              <w:left w:type="dxa" w:w="100"/>
+              <w:bottom w:type="dxa" w:w="60"/>
+              <w:right w:type="dxa" w:w="100"/>
+            </w:tcMar>
+            <w:vAlign w:val="top"/>
+          </w:tcPr>
+          <w:p>
+            <w:pPr>
+              <w:spacing w:after="20" w:before="0"/>
+            </w:pPr>
+            <w:r>
+              <w:rPr>
+                <w:b/>
+                <w:bCs/>
+                <w:color w:val="0F2B3C"/>
+                <w:sz w:val="20"/>
+                <w:szCs w:val="20"/>
+              </w:rPr>
+              <w:t xml:space="preserve">Equivalent</w:t>
+            </w:r>
+          </w:p>
+          <w:p>
+            <w:pPr>
+              <w:spacing w:after="0" w:before="0"/>
+            </w:pPr>
+            <w:r>
+              <w:rPr>
+                <w:i/>
+                <w:iCs/>
+                <w:color w:val="5E6E7E"/>
+                <w:sz w:val="18"/>
+                <w:szCs w:val="18"/>
+              </w:rPr>
+              <w:t xml:space="preserve">Equivalente</w:t>
+            </w:r>
+          </w:p>
+        </w:tc>
+        <w:tc>
+          <w:tcPr>
+            <w:tcW w:type="dxa" w:w="3160"/>
+            <w:tcMar>
+              <w:top w:type="dxa" w:w="60"/>
+              <w:left w:type="dxa" w:w="100"/>
+              <w:bottom w:type="dxa" w:w="60"/>
+              <w:right w:type="dxa" w:w="100"/>
+            </w:tcMar>
+            <w:vAlign w:val="top"/>
+          </w:tcPr>
+          <w:p>
+            <w:pPr>
+              <w:spacing w:after="0" w:before="0"/>
+            </w:pPr>
+            <w:r>
+              <w:rPr>
+                <w:sz w:val="19"/>
+                <w:szCs w:val="19"/>
+              </w:rPr>
+              <w:t xml:space="preserve">Expressions that always have the same value.</w:t>
+            </w:r>
+          </w:p>
+        </w:tc>
+        <w:tc>
+          <w:tcPr>
+            <w:tcW w:type="dxa" w:w="2200"/>
+            <w:tcMar>
+              <w:top w:type="dxa" w:w="60"/>
+              <w:left w:type="dxa" w:w="100"/>
+              <w:bottom w:type="dxa" w:w="60"/>
+              <w:right w:type="dxa" w:w="100"/>
+            </w:tcMar>
+            <w:vAlign w:val="top"/>
+          </w:tcPr>
+          <w:p>
+            <w:pPr>
+              <w:spacing w:after="30" w:before="0"/>
+            </w:pPr>
+            <w:r>
+              <w:rPr>
+                <w:i/>
+                <w:iCs/>
+                <w:color w:val="5E6E7E"/>
+                <w:sz w:val="18"/>
+                <w:szCs w:val="18"/>
+              </w:rPr>
+              <w:t xml:space="preserve">Not Equivalent: write a counter-example that does not fit the rule.</w:t>
+            </w:r>
+          </w:p>
+          <w:p>
+            <w:pPr>
+              <w:spacing w:after="50" w:before="0"/>
+            </w:pPr>
+            <w:r>
+              <w:rPr>
+                <w:color w:val="BBBBBB"/>
+                <w:sz w:val="18"/>
+                <w:szCs w:val="18"/>
+              </w:rPr>
+              <w:t xml:space="preserve">____________________________</w:t>
+            </w:r>
+          </w:p>
+        </w:tc>
+        <w:tc>
+          <w:tcPr>
+            <w:tcW w:type="dxa" w:w="2200"/>
+            <w:tcMar>
+              <w:top w:type="dxa" w:w="60"/>
+              <w:left w:type="dxa" w:w="100"/>
+              <w:bottom w:type="dxa" w:w="60"/>
+              <w:right w:type="dxa" w:w="100"/>
+            </w:tcMar>
+            <w:vAlign w:val="top"/>
+          </w:tcPr>
+          <w:p>
+            <w:pPr>
+              <w:spacing w:after="0" w:before="0"/>
+            </w:pPr>
+            <w:r>
+              <w:rPr>
+                <w:i/>
+                <w:iCs/>
+                <w:color w:val="5E6E7E"/>
+                <w:sz w:val="18"/>
+                <w:szCs w:val="18"/>
+              </w:rPr>
+              <w:t xml:space="preserve">3(x + 4) and 3x + 12 always give the same answer: when x = 2, both = 18; when x = 10, both = 42</w:t>
+            </w:r>
+          </w:p>
+        </w:tc>
+      </w:tr>
+      <w:tr>
+        <w:trPr>
+          <w:cantSplit/>
+        </w:trPr>
+        <w:tc>
+          <w:tcPr>
+            <w:tcW w:type="dxa" w:w="1800"/>
+            <w:tcMar>
+              <w:top w:type="dxa" w:w="60"/>
+              <w:left w:type="dxa" w:w="100"/>
+              <w:bottom w:type="dxa" w:w="60"/>
+              <w:right w:type="dxa" w:w="100"/>
+            </w:tcMar>
+            <w:vAlign w:val="top"/>
+          </w:tcPr>
+          <w:p>
+            <w:pPr>
+              <w:spacing w:after="20" w:before="0"/>
+            </w:pPr>
+            <w:r>
+              <w:rPr>
+                <w:b/>
+                <w:bCs/>
+                <w:color w:val="0F2B3C"/>
+                <w:sz w:val="20"/>
+                <w:szCs w:val="20"/>
+              </w:rPr>
+              <w:t xml:space="preserve">Coefficient</w:t>
+            </w:r>
+          </w:p>
+          <w:p>
+            <w:pPr>
+              <w:spacing w:after="0" w:before="0"/>
+            </w:pPr>
+            <w:r>
+              <w:rPr>
+                <w:i/>
+                <w:iCs/>
+                <w:color w:val="5E6E7E"/>
+                <w:sz w:val="18"/>
+                <w:szCs w:val="18"/>
+              </w:rPr>
+              <w:t xml:space="preserve">Coeficiente</w:t>
+            </w:r>
+          </w:p>
+        </w:tc>
+        <w:tc>
+          <w:tcPr>
+            <w:tcW w:type="dxa" w:w="3160"/>
+            <w:tcMar>
+              <w:top w:type="dxa" w:w="60"/>
+              <w:left w:type="dxa" w:w="100"/>
+              <w:bottom w:type="dxa" w:w="60"/>
+              <w:right w:type="dxa" w:w="100"/>
+            </w:tcMar>
+            <w:vAlign w:val="top"/>
+          </w:tcPr>
+          <w:p>
+            <w:pPr>
+              <w:spacing w:after="0" w:before="0"/>
+            </w:pPr>
+            <w:r>
+              <w:rPr>
+                <w:sz w:val="19"/>
+                <w:szCs w:val="19"/>
+              </w:rPr>
+              <w:t xml:space="preserve">The number in front of a letter, like the 3 in 3x.</w:t>
+            </w:r>
+          </w:p>
+        </w:tc>
+        <w:tc>
+          <w:tcPr>
+            <w:tcW w:type="dxa" w:w="2200"/>
+            <w:tcMar>
+              <w:top w:type="dxa" w:w="60"/>
+              <w:left w:type="dxa" w:w="100"/>
+              <w:bottom w:type="dxa" w:w="60"/>
+              <w:right w:type="dxa" w:w="100"/>
+            </w:tcMar>
+            <w:vAlign w:val="top"/>
+          </w:tcPr>
+          <w:p>
+            <w:pPr>
+              <w:spacing w:after="30" w:before="0"/>
+            </w:pPr>
+            <w:r>
+              <w:rPr>
+                <w:i/>
+                <w:iCs/>
+                <w:color w:val="5E6E7E"/>
+                <w:sz w:val="18"/>
+                <w:szCs w:val="18"/>
+              </w:rPr>
+              <w:t xml:space="preserve">Not Coefficient: write a counter-example that does not fit the rule.</w:t>
+            </w:r>
+          </w:p>
+          <w:p>
+            <w:pPr>
+              <w:spacing w:after="50" w:before="0"/>
+            </w:pPr>
+            <w:r>
+              <w:rPr>
+                <w:color w:val="BBBBBB"/>
+                <w:sz w:val="18"/>
+                <w:szCs w:val="18"/>
+              </w:rPr>
+              <w:t xml:space="preserve">____________________________</w:t>
+            </w:r>
+          </w:p>
+        </w:tc>
+        <w:tc>
+          <w:tcPr>
+            <w:tcW w:type="dxa" w:w="2200"/>
+            <w:tcMar>
+              <w:top w:type="dxa" w:w="60"/>
+              <w:left w:type="dxa" w:w="100"/>
+              <w:bottom w:type="dxa" w:w="60"/>
+              <w:right w:type="dxa" w:w="100"/>
+            </w:tcMar>
+            <w:vAlign w:val="top"/>
+          </w:tcPr>
+          <w:p>
+            <w:pPr>
+              <w:spacing w:after="0" w:before="0"/>
+            </w:pPr>
+            <w:r>
+              <w:rPr>
+                <w:i/>
+                <w:iCs/>
+                <w:color w:val="5E6E7E"/>
+                <w:sz w:val="18"/>
+                <w:szCs w:val="18"/>
+              </w:rPr>
+              <w:t xml:space="preserve">In 6x + 15, the coefficient of x is 6 — it came from distributing in 3(2x + 5)</w:t>
+            </w:r>
+          </w:p>
+        </w:tc>
+      </w:tr>
+      <w:tr>
+        <w:trPr>
+          <w:cantSplit/>
+        </w:trPr>
+        <w:tc>
+          <w:tcPr>
+            <w:tcW w:type="dxa" w:w="1800"/>
+            <w:tcMar>
+              <w:top w:type="dxa" w:w="60"/>
+              <w:left w:type="dxa" w:w="100"/>
+              <w:bottom w:type="dxa" w:w="60"/>
+              <w:right w:type="dxa" w:w="100"/>
+            </w:tcMar>
+            <w:vAlign w:val="top"/>
+          </w:tcPr>
+          <w:p>
+            <w:pPr>
+              <w:spacing w:after="20" w:before="0"/>
+            </w:pPr>
+            <w:r>
+              <w:rPr>
+                <w:b/>
+                <w:bCs/>
+                <w:color w:val="0F2B3C"/>
+                <w:sz w:val="20"/>
+                <w:szCs w:val="20"/>
+              </w:rPr>
+              <w:t xml:space="preserve">Like terms</w:t>
+            </w:r>
+          </w:p>
+          <w:p>
+            <w:pPr>
+              <w:spacing w:after="0" w:before="0"/>
+            </w:pPr>
+            <w:r>
+              <w:rPr>
+                <w:i/>
+                <w:iCs/>
+                <w:color w:val="5E6E7E"/>
+                <w:sz w:val="18"/>
+                <w:szCs w:val="18"/>
+              </w:rPr>
+              <w:t xml:space="preserve">Términos semejantes</w:t>
+            </w:r>
+          </w:p>
+        </w:tc>
+        <w:tc>
+          <w:tcPr>
+            <w:tcW w:type="dxa" w:w="3160"/>
+            <w:tcMar>
+              <w:top w:type="dxa" w:w="60"/>
+              <w:left w:type="dxa" w:w="100"/>
+              <w:bottom w:type="dxa" w:w="60"/>
+              <w:right w:type="dxa" w:w="100"/>
+            </w:tcMar>
+            <w:vAlign w:val="top"/>
+          </w:tcPr>
+          <w:p>
+            <w:pPr>
+              <w:spacing w:after="0" w:before="0"/>
+            </w:pPr>
+            <w:r>
+              <w:rPr>
+                <w:sz w:val="19"/>
+                <w:szCs w:val="19"/>
+              </w:rPr>
+              <w:t xml:space="preserve">Terms with the same letter raised to the same power, like 2x and 5x.</w:t>
+            </w:r>
+          </w:p>
+        </w:tc>
+        <w:tc>
+          <w:tcPr>
+            <w:tcW w:type="dxa" w:w="2200"/>
+            <w:tcMar>
+              <w:top w:type="dxa" w:w="60"/>
+              <w:left w:type="dxa" w:w="100"/>
+              <w:bottom w:type="dxa" w:w="60"/>
+              <w:right w:type="dxa" w:w="100"/>
+            </w:tcMar>
+            <w:vAlign w:val="top"/>
+          </w:tcPr>
+          <w:p>
+            <w:pPr>
+              <w:spacing w:after="30" w:before="0"/>
+            </w:pPr>
+            <w:r>
+              <w:rPr>
+                <w:i/>
+                <w:iCs/>
+                <w:color w:val="5E6E7E"/>
+                <w:sz w:val="18"/>
+                <w:szCs w:val="18"/>
+              </w:rPr>
+              <w:t xml:space="preserve">Not Like terms: write a counter-example that does not fit the rule.</w:t>
+            </w:r>
+          </w:p>
+          <w:p>
+            <w:pPr>
+              <w:spacing w:after="50" w:before="0"/>
+            </w:pPr>
+            <w:r>
+              <w:rPr>
+                <w:color w:val="BBBBBB"/>
+                <w:sz w:val="18"/>
+                <w:szCs w:val="18"/>
+              </w:rPr>
+              <w:t xml:space="preserve">____________________________</w:t>
+            </w:r>
+          </w:p>
+        </w:tc>
+        <w:tc>
+          <w:tcPr>
+            <w:tcW w:type="dxa" w:w="2200"/>
+            <w:tcMar>
+              <w:top w:type="dxa" w:w="60"/>
+              <w:left w:type="dxa" w:w="100"/>
+              <w:bottom w:type="dxa" w:w="60"/>
+              <w:right w:type="dxa" w:w="100"/>
+            </w:tcMar>
+            <w:vAlign w:val="top"/>
+          </w:tcPr>
+          <w:p>
+            <w:pPr>
+              <w:spacing w:after="0" w:before="0"/>
+            </w:pPr>
+            <w:r>
+              <w:rPr>
+                <w:i/>
+                <w:iCs/>
+                <w:color w:val="5E6E7E"/>
+                <w:sz w:val="18"/>
+                <w:szCs w:val="18"/>
+              </w:rPr>
+              <w:t xml:space="preserve">4x + 2x = 6x (combine coefficients); 4x + 2y cannot be combined (different variables)</w:t>
+            </w:r>
+          </w:p>
+        </w:tc>
+      </w:tr>
+    </w:tbl>
+    <w:p>
+      <w:pPr>
+        <w:spacing w:after="120" w:before="140"/>
       </w:pPr>
       <w:r>
         <w:rPr>
@@ -127,73 +1241,922 @@
         <w:t xml:space="preserve">Add inside the parentheses first, one step at a time.</w:t>
       </w:r>
     </w:p>
-    <w:p>
-      <w:pPr>
-        <w:spacing w:after="40" w:before="0"/>
-      </w:pPr>
-      <w:r>
-        <w:rPr>
-          <w:sz w:val="22"/>
-          <w:szCs w:val="22"/>
-        </w:rPr>
-        <w:t xml:space="preserve">1.  Add inside first: 4 + 2 = ___</w:t>
-      </w:r>
-    </w:p>
-    <w:p>
-      <w:pPr>
-        <w:spacing w:after="80" w:before="0"/>
-      </w:pPr>
-      <w:r>
-        <w:rPr>
-          <w:color w:val="BBBBBB"/>
-        </w:rPr>
-        <w:t xml:space="preserve">____________________________________________________</w:t>
-      </w:r>
-    </w:p>
-    <w:p>
-      <w:pPr>
-        <w:spacing w:after="40" w:before="0"/>
-      </w:pPr>
-      <w:r>
-        <w:rPr>
-          <w:sz w:val="22"/>
-          <w:szCs w:val="22"/>
-        </w:rPr>
-        <w:t xml:space="preserve">2.  Now multiply: 3 × 6 = ___</w:t>
-      </w:r>
-    </w:p>
-    <w:p>
-      <w:pPr>
-        <w:spacing w:after="80" w:before="0"/>
-      </w:pPr>
-      <w:r>
-        <w:rPr>
-          <w:color w:val="BBBBBB"/>
-        </w:rPr>
-        <w:t xml:space="preserve">____________________________________________________</w:t>
-      </w:r>
-    </w:p>
-    <w:p>
-      <w:pPr>
-        <w:spacing w:after="40" w:before="0"/>
-      </w:pPr>
-      <w:r>
-        <w:rPr>
-          <w:sz w:val="22"/>
-          <w:szCs w:val="22"/>
-        </w:rPr>
-        <w:t xml:space="preserve">3.  2 rows of 5 dots = ___ dots</w:t>
-      </w:r>
-    </w:p>
-    <w:p>
-      <w:pPr>
-        <w:spacing w:after="80" w:before="0"/>
-      </w:pPr>
-      <w:r>
-        <w:rPr>
-          <w:color w:val="BBBBBB"/>
-        </w:rPr>
-        <w:t xml:space="preserve">____________________________________________________</w:t>
+    <w:tbl>
+      <w:tblPr>
+        <w:tblW w:type="dxa" w:w="9360"/>
+        <w:tblBorders>
+          <w:top w:val="single" w:color="C7D2DD" w:sz="6"/>
+          <w:left w:val="single" w:color="C7D2DD" w:sz="6"/>
+          <w:bottom w:val="single" w:color="C7D2DD" w:sz="6"/>
+          <w:right w:val="single" w:color="C7D2DD" w:sz="6"/>
+          <w:insideH w:val="single" w:color="C7D2DD" w:sz="6"/>
+          <w:insideV w:val="single" w:color="C7D2DD" w:sz="6"/>
+        </w:tblBorders>
+      </w:tblPr>
+      <w:tblGrid>
+        <w:gridCol w:w="2800"/>
+        <w:gridCol w:w="3560"/>
+        <w:gridCol w:w="3000"/>
+      </w:tblGrid>
+      <w:tr>
+        <w:trPr>
+          <w:cantSplit/>
+          <w:tblHeader/>
+        </w:trPr>
+        <w:tc>
+          <w:tcPr>
+            <w:tcW w:type="dxa" w:w="2800"/>
+            <w:shd w:fill="EEF4F8" w:color="auto" w:val="clear"/>
+            <w:tcMar>
+              <w:top w:type="dxa" w:w="60"/>
+              <w:left w:type="dxa" w:w="100"/>
+              <w:bottom w:type="dxa" w:w="60"/>
+              <w:right w:type="dxa" w:w="100"/>
+            </w:tcMar>
+          </w:tcPr>
+          <w:p>
+            <w:pPr>
+              <w:spacing w:after="0" w:before="0"/>
+            </w:pPr>
+            <w:r>
+              <w:rPr>
+                <w:b/>
+                <w:bCs/>
+                <w:color w:val="0F2B3C"/>
+                <w:sz w:val="16"/>
+                <w:szCs w:val="16"/>
+              </w:rPr>
+              <w:t xml:space="preserve">CORE PROBLEM / GIVEN REPRESENTATION</w:t>
+            </w:r>
+          </w:p>
+        </w:tc>
+        <w:tc>
+          <w:tcPr>
+            <w:tcW w:type="dxa" w:w="3560"/>
+            <w:shd w:fill="EEF4F8" w:color="auto" w:val="clear"/>
+            <w:tcMar>
+              <w:top w:type="dxa" w:w="60"/>
+              <w:left w:type="dxa" w:w="100"/>
+              <w:bottom w:type="dxa" w:w="60"/>
+              <w:right w:type="dxa" w:w="100"/>
+            </w:tcMar>
+          </w:tcPr>
+          <w:p>
+            <w:pPr>
+              <w:spacing w:after="0" w:before="0"/>
+            </w:pPr>
+            <w:r>
+              <w:rPr>
+                <w:b/>
+                <w:bCs/>
+                <w:color w:val="0F2B3C"/>
+                <w:sz w:val="16"/>
+                <w:szCs w:val="16"/>
+              </w:rPr>
+              <w:t xml:space="preserve">WORKING SPACE / CALCULATION STEPS</w:t>
+            </w:r>
+          </w:p>
+        </w:tc>
+        <w:tc>
+          <w:tcPr>
+            <w:tcW w:type="dxa" w:w="3000"/>
+            <w:shd w:fill="FBF3E2" w:color="auto" w:val="clear"/>
+            <w:tcMar>
+              <w:top w:type="dxa" w:w="60"/>
+              <w:left w:type="dxa" w:w="100"/>
+              <w:bottom w:type="dxa" w:w="60"/>
+              <w:right w:type="dxa" w:w="100"/>
+            </w:tcMar>
+          </w:tcPr>
+          <w:p>
+            <w:pPr>
+              <w:spacing w:after="0" w:before="0"/>
+            </w:pPr>
+            <w:r>
+              <w:rPr>
+                <w:b/>
+                <w:bCs/>
+                <w:color w:val="7A5400"/>
+                <w:sz w:val="16"/>
+                <w:szCs w:val="16"/>
+              </w:rPr>
+              <w:t xml:space="preserve">EXPLAIN YOUR REASONING</w:t>
+            </w:r>
+          </w:p>
+        </w:tc>
+      </w:tr>
+      <w:tr>
+        <w:trPr>
+          <w:cantSplit/>
+        </w:trPr>
+        <w:tc>
+          <w:tcPr>
+            <w:tcW w:type="dxa" w:w="2800"/>
+            <w:tcMar>
+              <w:top w:type="dxa" w:w="80"/>
+              <w:left w:type="dxa" w:w="100"/>
+              <w:bottom w:type="dxa" w:w="80"/>
+              <w:right w:type="dxa" w:w="100"/>
+            </w:tcMar>
+            <w:vAlign w:val="top"/>
+          </w:tcPr>
+          <w:p>
+            <w:pPr>
+              <w:spacing w:after="40" w:before="0"/>
+            </w:pPr>
+            <w:r>
+              <w:rPr>
+                <w:b/>
+                <w:bCs/>
+                <w:color w:val="0F2B3C"/>
+                <w:sz w:val="20"/>
+                <w:szCs w:val="20"/>
+              </w:rPr>
+              <w:t xml:space="preserve">1.  Add inside first: 4 + 2 = ___</w:t>
+            </w:r>
+          </w:p>
+        </w:tc>
+        <w:tc>
+          <w:tcPr>
+            <w:tcW w:type="dxa" w:w="3560"/>
+            <w:tcMar>
+              <w:top w:type="dxa" w:w="80"/>
+              <w:left w:type="dxa" w:w="100"/>
+              <w:bottom w:type="dxa" w:w="80"/>
+              <w:right w:type="dxa" w:w="100"/>
+            </w:tcMar>
+            <w:vAlign w:val="top"/>
+          </w:tcPr>
+          <w:p>
+            <w:pPr>
+              <w:spacing w:after="50" w:before="0"/>
+            </w:pPr>
+            <w:r>
+              <w:rPr>
+                <w:color w:val="BBBBBB"/>
+                <w:sz w:val="18"/>
+                <w:szCs w:val="18"/>
+              </w:rPr>
+              <w:t xml:space="preserve">____________________________</w:t>
+            </w:r>
+          </w:p>
+          <w:p>
+            <w:pPr>
+              <w:spacing w:after="50" w:before="0"/>
+            </w:pPr>
+            <w:r>
+              <w:rPr>
+                <w:color w:val="BBBBBB"/>
+                <w:sz w:val="18"/>
+                <w:szCs w:val="18"/>
+              </w:rPr>
+              <w:t xml:space="preserve">____________________________</w:t>
+            </w:r>
+          </w:p>
+          <w:p>
+            <w:pPr>
+              <w:spacing w:after="50" w:before="0"/>
+            </w:pPr>
+            <w:r>
+              <w:rPr>
+                <w:color w:val="BBBBBB"/>
+                <w:sz w:val="18"/>
+                <w:szCs w:val="18"/>
+              </w:rPr>
+              <w:t xml:space="preserve">____________________________</w:t>
+            </w:r>
+          </w:p>
+          <w:p>
+            <w:pPr>
+              <w:spacing w:after="50" w:before="0"/>
+            </w:pPr>
+            <w:r>
+              <w:rPr>
+                <w:color w:val="BBBBBB"/>
+                <w:sz w:val="18"/>
+                <w:szCs w:val="18"/>
+              </w:rPr>
+              <w:t xml:space="preserve">____________________________</w:t>
+            </w:r>
+          </w:p>
+        </w:tc>
+        <w:tc>
+          <w:tcPr>
+            <w:tcW w:type="dxa" w:w="3000"/>
+            <w:shd w:fill="FBF3E2" w:color="auto" w:val="clear"/>
+            <w:tcMar>
+              <w:top w:type="dxa" w:w="80"/>
+              <w:left w:type="dxa" w:w="100"/>
+              <w:bottom w:type="dxa" w:w="80"/>
+              <w:right w:type="dxa" w:w="100"/>
+            </w:tcMar>
+            <w:vAlign w:val="top"/>
+          </w:tcPr>
+          <w:p>
+            <w:pPr>
+              <w:spacing w:after="30" w:before="0"/>
+            </w:pPr>
+            <w:r>
+              <w:rPr>
+                <w:b/>
+                <w:bCs/>
+                <w:color w:val="0F2B3C"/>
+                <w:sz w:val="18"/>
+                <w:szCs w:val="18"/>
+              </w:rPr>
+              <w:t xml:space="preserve">Because... ________________</w:t>
+            </w:r>
+          </w:p>
+          <w:p>
+            <w:pPr>
+              <w:spacing w:after="50" w:before="0"/>
+            </w:pPr>
+            <w:r>
+              <w:rPr>
+                <w:color w:val="BBBBBB"/>
+                <w:sz w:val="18"/>
+                <w:szCs w:val="18"/>
+              </w:rPr>
+              <w:t xml:space="preserve">____________________________</w:t>
+            </w:r>
+          </w:p>
+          <w:p>
+            <w:pPr>
+              <w:spacing w:after="30" w:before="40"/>
+            </w:pPr>
+            <w:r>
+              <w:rPr>
+                <w:b/>
+                <w:bCs/>
+                <w:color w:val="1A6FB5"/>
+                <w:sz w:val="18"/>
+                <w:szCs w:val="18"/>
+              </w:rPr>
+              <w:t xml:space="preserve">Although... _______________</w:t>
+            </w:r>
+          </w:p>
+          <w:p>
+            <w:pPr>
+              <w:spacing w:after="50" w:before="0"/>
+            </w:pPr>
+            <w:r>
+              <w:rPr>
+                <w:color w:val="BBBBBB"/>
+                <w:sz w:val="18"/>
+                <w:szCs w:val="18"/>
+              </w:rPr>
+              <w:t xml:space="preserve">____________________________</w:t>
+            </w:r>
+          </w:p>
+          <w:p>
+            <w:pPr>
+              <w:spacing w:after="30" w:before="40"/>
+            </w:pPr>
+            <w:r>
+              <w:rPr>
+                <w:b/>
+                <w:bCs/>
+                <w:color w:val="7A5400"/>
+                <w:sz w:val="18"/>
+                <w:szCs w:val="18"/>
+              </w:rPr>
+              <w:t xml:space="preserve">Therefore... ______________</w:t>
+            </w:r>
+          </w:p>
+          <w:p>
+            <w:pPr>
+              <w:spacing w:after="50" w:before="0"/>
+            </w:pPr>
+            <w:r>
+              <w:rPr>
+                <w:color w:val="BBBBBB"/>
+                <w:sz w:val="18"/>
+                <w:szCs w:val="18"/>
+              </w:rPr>
+              <w:t xml:space="preserve">____________________________</w:t>
+            </w:r>
+          </w:p>
+        </w:tc>
+      </w:tr>
+    </w:tbl>
+    <w:p>
+      <w:pPr>
+        <w:spacing w:after="60" w:before="0"/>
+      </w:pPr>
+      <w:r>
+        <w:t xml:space="preserve"/>
+      </w:r>
+    </w:p>
+    <w:tbl>
+      <w:tblPr>
+        <w:tblW w:type="dxa" w:w="9360"/>
+        <w:tblBorders>
+          <w:top w:val="single" w:color="C7D2DD" w:sz="6"/>
+          <w:left w:val="single" w:color="C7D2DD" w:sz="6"/>
+          <w:bottom w:val="single" w:color="C7D2DD" w:sz="6"/>
+          <w:right w:val="single" w:color="C7D2DD" w:sz="6"/>
+          <w:insideH w:val="single" w:color="C7D2DD" w:sz="6"/>
+          <w:insideV w:val="single" w:color="C7D2DD" w:sz="6"/>
+        </w:tblBorders>
+      </w:tblPr>
+      <w:tblGrid>
+        <w:gridCol w:w="2800"/>
+        <w:gridCol w:w="3560"/>
+        <w:gridCol w:w="3000"/>
+      </w:tblGrid>
+      <w:tr>
+        <w:trPr>
+          <w:cantSplit/>
+          <w:tblHeader/>
+        </w:trPr>
+        <w:tc>
+          <w:tcPr>
+            <w:tcW w:type="dxa" w:w="2800"/>
+            <w:shd w:fill="EEF4F8" w:color="auto" w:val="clear"/>
+            <w:tcMar>
+              <w:top w:type="dxa" w:w="60"/>
+              <w:left w:type="dxa" w:w="100"/>
+              <w:bottom w:type="dxa" w:w="60"/>
+              <w:right w:type="dxa" w:w="100"/>
+            </w:tcMar>
+          </w:tcPr>
+          <w:p>
+            <w:pPr>
+              <w:spacing w:after="0" w:before="0"/>
+            </w:pPr>
+            <w:r>
+              <w:rPr>
+                <w:b/>
+                <w:bCs/>
+                <w:color w:val="0F2B3C"/>
+                <w:sz w:val="16"/>
+                <w:szCs w:val="16"/>
+              </w:rPr>
+              <w:t xml:space="preserve">CORE PROBLEM / GIVEN REPRESENTATION</w:t>
+            </w:r>
+          </w:p>
+        </w:tc>
+        <w:tc>
+          <w:tcPr>
+            <w:tcW w:type="dxa" w:w="3560"/>
+            <w:shd w:fill="EEF4F8" w:color="auto" w:val="clear"/>
+            <w:tcMar>
+              <w:top w:type="dxa" w:w="60"/>
+              <w:left w:type="dxa" w:w="100"/>
+              <w:bottom w:type="dxa" w:w="60"/>
+              <w:right w:type="dxa" w:w="100"/>
+            </w:tcMar>
+          </w:tcPr>
+          <w:p>
+            <w:pPr>
+              <w:spacing w:after="0" w:before="0"/>
+            </w:pPr>
+            <w:r>
+              <w:rPr>
+                <w:b/>
+                <w:bCs/>
+                <w:color w:val="0F2B3C"/>
+                <w:sz w:val="16"/>
+                <w:szCs w:val="16"/>
+              </w:rPr>
+              <w:t xml:space="preserve">WORKING SPACE / CALCULATION STEPS</w:t>
+            </w:r>
+          </w:p>
+        </w:tc>
+        <w:tc>
+          <w:tcPr>
+            <w:tcW w:type="dxa" w:w="3000"/>
+            <w:shd w:fill="FBF3E2" w:color="auto" w:val="clear"/>
+            <w:tcMar>
+              <w:top w:type="dxa" w:w="60"/>
+              <w:left w:type="dxa" w:w="100"/>
+              <w:bottom w:type="dxa" w:w="60"/>
+              <w:right w:type="dxa" w:w="100"/>
+            </w:tcMar>
+          </w:tcPr>
+          <w:p>
+            <w:pPr>
+              <w:spacing w:after="0" w:before="0"/>
+            </w:pPr>
+            <w:r>
+              <w:rPr>
+                <w:b/>
+                <w:bCs/>
+                <w:color w:val="7A5400"/>
+                <w:sz w:val="16"/>
+                <w:szCs w:val="16"/>
+              </w:rPr>
+              <w:t xml:space="preserve">EXPLAIN YOUR REASONING</w:t>
+            </w:r>
+          </w:p>
+        </w:tc>
+      </w:tr>
+      <w:tr>
+        <w:trPr>
+          <w:cantSplit/>
+        </w:trPr>
+        <w:tc>
+          <w:tcPr>
+            <w:tcW w:type="dxa" w:w="2800"/>
+            <w:tcMar>
+              <w:top w:type="dxa" w:w="80"/>
+              <w:left w:type="dxa" w:w="100"/>
+              <w:bottom w:type="dxa" w:w="80"/>
+              <w:right w:type="dxa" w:w="100"/>
+            </w:tcMar>
+            <w:vAlign w:val="top"/>
+          </w:tcPr>
+          <w:p>
+            <w:pPr>
+              <w:spacing w:after="40" w:before="0"/>
+            </w:pPr>
+            <w:r>
+              <w:rPr>
+                <w:b/>
+                <w:bCs/>
+                <w:color w:val="0F2B3C"/>
+                <w:sz w:val="20"/>
+                <w:szCs w:val="20"/>
+              </w:rPr>
+              <w:t xml:space="preserve">2.  Now multiply: 3 × 6 = ___</w:t>
+            </w:r>
+          </w:p>
+        </w:tc>
+        <w:tc>
+          <w:tcPr>
+            <w:tcW w:type="dxa" w:w="3560"/>
+            <w:tcMar>
+              <w:top w:type="dxa" w:w="80"/>
+              <w:left w:type="dxa" w:w="100"/>
+              <w:bottom w:type="dxa" w:w="80"/>
+              <w:right w:type="dxa" w:w="100"/>
+            </w:tcMar>
+            <w:vAlign w:val="top"/>
+          </w:tcPr>
+          <w:p>
+            <w:pPr>
+              <w:spacing w:after="50" w:before="0"/>
+            </w:pPr>
+            <w:r>
+              <w:rPr>
+                <w:color w:val="BBBBBB"/>
+                <w:sz w:val="18"/>
+                <w:szCs w:val="18"/>
+              </w:rPr>
+              <w:t xml:space="preserve">____________________________</w:t>
+            </w:r>
+          </w:p>
+          <w:p>
+            <w:pPr>
+              <w:spacing w:after="50" w:before="0"/>
+            </w:pPr>
+            <w:r>
+              <w:rPr>
+                <w:color w:val="BBBBBB"/>
+                <w:sz w:val="18"/>
+                <w:szCs w:val="18"/>
+              </w:rPr>
+              <w:t xml:space="preserve">____________________________</w:t>
+            </w:r>
+          </w:p>
+          <w:p>
+            <w:pPr>
+              <w:spacing w:after="50" w:before="0"/>
+            </w:pPr>
+            <w:r>
+              <w:rPr>
+                <w:color w:val="BBBBBB"/>
+                <w:sz w:val="18"/>
+                <w:szCs w:val="18"/>
+              </w:rPr>
+              <w:t xml:space="preserve">____________________________</w:t>
+            </w:r>
+          </w:p>
+          <w:p>
+            <w:pPr>
+              <w:spacing w:after="50" w:before="0"/>
+            </w:pPr>
+            <w:r>
+              <w:rPr>
+                <w:color w:val="BBBBBB"/>
+                <w:sz w:val="18"/>
+                <w:szCs w:val="18"/>
+              </w:rPr>
+              <w:t xml:space="preserve">____________________________</w:t>
+            </w:r>
+          </w:p>
+        </w:tc>
+        <w:tc>
+          <w:tcPr>
+            <w:tcW w:type="dxa" w:w="3000"/>
+            <w:shd w:fill="FBF3E2" w:color="auto" w:val="clear"/>
+            <w:tcMar>
+              <w:top w:type="dxa" w:w="80"/>
+              <w:left w:type="dxa" w:w="100"/>
+              <w:bottom w:type="dxa" w:w="80"/>
+              <w:right w:type="dxa" w:w="100"/>
+            </w:tcMar>
+            <w:vAlign w:val="top"/>
+          </w:tcPr>
+          <w:p>
+            <w:pPr>
+              <w:spacing w:after="30" w:before="0"/>
+            </w:pPr>
+            <w:r>
+              <w:rPr>
+                <w:b/>
+                <w:bCs/>
+                <w:color w:val="0F2B3C"/>
+                <w:sz w:val="18"/>
+                <w:szCs w:val="18"/>
+              </w:rPr>
+              <w:t xml:space="preserve">Because... ________________</w:t>
+            </w:r>
+          </w:p>
+          <w:p>
+            <w:pPr>
+              <w:spacing w:after="50" w:before="0"/>
+            </w:pPr>
+            <w:r>
+              <w:rPr>
+                <w:color w:val="BBBBBB"/>
+                <w:sz w:val="18"/>
+                <w:szCs w:val="18"/>
+              </w:rPr>
+              <w:t xml:space="preserve">____________________________</w:t>
+            </w:r>
+          </w:p>
+          <w:p>
+            <w:pPr>
+              <w:spacing w:after="30" w:before="40"/>
+            </w:pPr>
+            <w:r>
+              <w:rPr>
+                <w:b/>
+                <w:bCs/>
+                <w:color w:val="1A6FB5"/>
+                <w:sz w:val="18"/>
+                <w:szCs w:val="18"/>
+              </w:rPr>
+              <w:t xml:space="preserve">Although... _______________</w:t>
+            </w:r>
+          </w:p>
+          <w:p>
+            <w:pPr>
+              <w:spacing w:after="50" w:before="0"/>
+            </w:pPr>
+            <w:r>
+              <w:rPr>
+                <w:color w:val="BBBBBB"/>
+                <w:sz w:val="18"/>
+                <w:szCs w:val="18"/>
+              </w:rPr>
+              <w:t xml:space="preserve">____________________________</w:t>
+            </w:r>
+          </w:p>
+          <w:p>
+            <w:pPr>
+              <w:spacing w:after="30" w:before="40"/>
+            </w:pPr>
+            <w:r>
+              <w:rPr>
+                <w:b/>
+                <w:bCs/>
+                <w:color w:val="7A5400"/>
+                <w:sz w:val="18"/>
+                <w:szCs w:val="18"/>
+              </w:rPr>
+              <w:t xml:space="preserve">Therefore... ______________</w:t>
+            </w:r>
+          </w:p>
+          <w:p>
+            <w:pPr>
+              <w:spacing w:after="50" w:before="0"/>
+            </w:pPr>
+            <w:r>
+              <w:rPr>
+                <w:color w:val="BBBBBB"/>
+                <w:sz w:val="18"/>
+                <w:szCs w:val="18"/>
+              </w:rPr>
+              <w:t xml:space="preserve">____________________________</w:t>
+            </w:r>
+          </w:p>
+        </w:tc>
+      </w:tr>
+    </w:tbl>
+    <w:p>
+      <w:pPr>
+        <w:spacing w:after="60" w:before="0"/>
+      </w:pPr>
+      <w:r>
+        <w:t xml:space="preserve"/>
+      </w:r>
+    </w:p>
+    <w:tbl>
+      <w:tblPr>
+        <w:tblW w:type="dxa" w:w="9360"/>
+        <w:tblBorders>
+          <w:top w:val="single" w:color="C7D2DD" w:sz="6"/>
+          <w:left w:val="single" w:color="C7D2DD" w:sz="6"/>
+          <w:bottom w:val="single" w:color="C7D2DD" w:sz="6"/>
+          <w:right w:val="single" w:color="C7D2DD" w:sz="6"/>
+          <w:insideH w:val="single" w:color="C7D2DD" w:sz="6"/>
+          <w:insideV w:val="single" w:color="C7D2DD" w:sz="6"/>
+        </w:tblBorders>
+      </w:tblPr>
+      <w:tblGrid>
+        <w:gridCol w:w="2800"/>
+        <w:gridCol w:w="3560"/>
+        <w:gridCol w:w="3000"/>
+      </w:tblGrid>
+      <w:tr>
+        <w:trPr>
+          <w:cantSplit/>
+          <w:tblHeader/>
+        </w:trPr>
+        <w:tc>
+          <w:tcPr>
+            <w:tcW w:type="dxa" w:w="2800"/>
+            <w:shd w:fill="EEF4F8" w:color="auto" w:val="clear"/>
+            <w:tcMar>
+              <w:top w:type="dxa" w:w="60"/>
+              <w:left w:type="dxa" w:w="100"/>
+              <w:bottom w:type="dxa" w:w="60"/>
+              <w:right w:type="dxa" w:w="100"/>
+            </w:tcMar>
+          </w:tcPr>
+          <w:p>
+            <w:pPr>
+              <w:spacing w:after="0" w:before="0"/>
+            </w:pPr>
+            <w:r>
+              <w:rPr>
+                <w:b/>
+                <w:bCs/>
+                <w:color w:val="0F2B3C"/>
+                <w:sz w:val="16"/>
+                <w:szCs w:val="16"/>
+              </w:rPr>
+              <w:t xml:space="preserve">CORE PROBLEM / GIVEN REPRESENTATION</w:t>
+            </w:r>
+          </w:p>
+        </w:tc>
+        <w:tc>
+          <w:tcPr>
+            <w:tcW w:type="dxa" w:w="3560"/>
+            <w:shd w:fill="EEF4F8" w:color="auto" w:val="clear"/>
+            <w:tcMar>
+              <w:top w:type="dxa" w:w="60"/>
+              <w:left w:type="dxa" w:w="100"/>
+              <w:bottom w:type="dxa" w:w="60"/>
+              <w:right w:type="dxa" w:w="100"/>
+            </w:tcMar>
+          </w:tcPr>
+          <w:p>
+            <w:pPr>
+              <w:spacing w:after="0" w:before="0"/>
+            </w:pPr>
+            <w:r>
+              <w:rPr>
+                <w:b/>
+                <w:bCs/>
+                <w:color w:val="0F2B3C"/>
+                <w:sz w:val="16"/>
+                <w:szCs w:val="16"/>
+              </w:rPr>
+              <w:t xml:space="preserve">WORKING SPACE / CALCULATION STEPS</w:t>
+            </w:r>
+          </w:p>
+        </w:tc>
+        <w:tc>
+          <w:tcPr>
+            <w:tcW w:type="dxa" w:w="3000"/>
+            <w:shd w:fill="FBF3E2" w:color="auto" w:val="clear"/>
+            <w:tcMar>
+              <w:top w:type="dxa" w:w="60"/>
+              <w:left w:type="dxa" w:w="100"/>
+              <w:bottom w:type="dxa" w:w="60"/>
+              <w:right w:type="dxa" w:w="100"/>
+            </w:tcMar>
+          </w:tcPr>
+          <w:p>
+            <w:pPr>
+              <w:spacing w:after="0" w:before="0"/>
+            </w:pPr>
+            <w:r>
+              <w:rPr>
+                <w:b/>
+                <w:bCs/>
+                <w:color w:val="7A5400"/>
+                <w:sz w:val="16"/>
+                <w:szCs w:val="16"/>
+              </w:rPr>
+              <w:t xml:space="preserve">EXPLAIN YOUR REASONING</w:t>
+            </w:r>
+          </w:p>
+        </w:tc>
+      </w:tr>
+      <w:tr>
+        <w:trPr>
+          <w:cantSplit/>
+        </w:trPr>
+        <w:tc>
+          <w:tcPr>
+            <w:tcW w:type="dxa" w:w="2800"/>
+            <w:tcMar>
+              <w:top w:type="dxa" w:w="80"/>
+              <w:left w:type="dxa" w:w="100"/>
+              <w:bottom w:type="dxa" w:w="80"/>
+              <w:right w:type="dxa" w:w="100"/>
+            </w:tcMar>
+            <w:vAlign w:val="top"/>
+          </w:tcPr>
+          <w:p>
+            <w:pPr>
+              <w:spacing w:after="40" w:before="0"/>
+            </w:pPr>
+            <w:r>
+              <w:rPr>
+                <w:b/>
+                <w:bCs/>
+                <w:color w:val="0F2B3C"/>
+                <w:sz w:val="20"/>
+                <w:szCs w:val="20"/>
+              </w:rPr>
+              <w:t xml:space="preserve">3.  2 rows of 5 dots = ___ dots</w:t>
+            </w:r>
+          </w:p>
+        </w:tc>
+        <w:tc>
+          <w:tcPr>
+            <w:tcW w:type="dxa" w:w="3560"/>
+            <w:tcMar>
+              <w:top w:type="dxa" w:w="80"/>
+              <w:left w:type="dxa" w:w="100"/>
+              <w:bottom w:type="dxa" w:w="80"/>
+              <w:right w:type="dxa" w:w="100"/>
+            </w:tcMar>
+            <w:vAlign w:val="top"/>
+          </w:tcPr>
+          <w:p>
+            <w:pPr>
+              <w:spacing w:after="50" w:before="0"/>
+            </w:pPr>
+            <w:r>
+              <w:rPr>
+                <w:color w:val="BBBBBB"/>
+                <w:sz w:val="18"/>
+                <w:szCs w:val="18"/>
+              </w:rPr>
+              <w:t xml:space="preserve">____________________________</w:t>
+            </w:r>
+          </w:p>
+          <w:p>
+            <w:pPr>
+              <w:spacing w:after="50" w:before="0"/>
+            </w:pPr>
+            <w:r>
+              <w:rPr>
+                <w:color w:val="BBBBBB"/>
+                <w:sz w:val="18"/>
+                <w:szCs w:val="18"/>
+              </w:rPr>
+              <w:t xml:space="preserve">____________________________</w:t>
+            </w:r>
+          </w:p>
+          <w:p>
+            <w:pPr>
+              <w:spacing w:after="50" w:before="0"/>
+            </w:pPr>
+            <w:r>
+              <w:rPr>
+                <w:color w:val="BBBBBB"/>
+                <w:sz w:val="18"/>
+                <w:szCs w:val="18"/>
+              </w:rPr>
+              <w:t xml:space="preserve">____________________________</w:t>
+            </w:r>
+          </w:p>
+          <w:p>
+            <w:pPr>
+              <w:spacing w:after="50" w:before="0"/>
+            </w:pPr>
+            <w:r>
+              <w:rPr>
+                <w:color w:val="BBBBBB"/>
+                <w:sz w:val="18"/>
+                <w:szCs w:val="18"/>
+              </w:rPr>
+              <w:t xml:space="preserve">____________________________</w:t>
+            </w:r>
+          </w:p>
+        </w:tc>
+        <w:tc>
+          <w:tcPr>
+            <w:tcW w:type="dxa" w:w="3000"/>
+            <w:shd w:fill="FBF3E2" w:color="auto" w:val="clear"/>
+            <w:tcMar>
+              <w:top w:type="dxa" w:w="80"/>
+              <w:left w:type="dxa" w:w="100"/>
+              <w:bottom w:type="dxa" w:w="80"/>
+              <w:right w:type="dxa" w:w="100"/>
+            </w:tcMar>
+            <w:vAlign w:val="top"/>
+          </w:tcPr>
+          <w:p>
+            <w:pPr>
+              <w:spacing w:after="30" w:before="0"/>
+            </w:pPr>
+            <w:r>
+              <w:rPr>
+                <w:b/>
+                <w:bCs/>
+                <w:color w:val="0F2B3C"/>
+                <w:sz w:val="18"/>
+                <w:szCs w:val="18"/>
+              </w:rPr>
+              <w:t xml:space="preserve">Because... ________________</w:t>
+            </w:r>
+          </w:p>
+          <w:p>
+            <w:pPr>
+              <w:spacing w:after="50" w:before="0"/>
+            </w:pPr>
+            <w:r>
+              <w:rPr>
+                <w:color w:val="BBBBBB"/>
+                <w:sz w:val="18"/>
+                <w:szCs w:val="18"/>
+              </w:rPr>
+              <w:t xml:space="preserve">____________________________</w:t>
+            </w:r>
+          </w:p>
+          <w:p>
+            <w:pPr>
+              <w:spacing w:after="30" w:before="40"/>
+            </w:pPr>
+            <w:r>
+              <w:rPr>
+                <w:b/>
+                <w:bCs/>
+                <w:color w:val="1A6FB5"/>
+                <w:sz w:val="18"/>
+                <w:szCs w:val="18"/>
+              </w:rPr>
+              <w:t xml:space="preserve">Although... _______________</w:t>
+            </w:r>
+          </w:p>
+          <w:p>
+            <w:pPr>
+              <w:spacing w:after="50" w:before="0"/>
+            </w:pPr>
+            <w:r>
+              <w:rPr>
+                <w:color w:val="BBBBBB"/>
+                <w:sz w:val="18"/>
+                <w:szCs w:val="18"/>
+              </w:rPr>
+              <w:t xml:space="preserve">____________________________</w:t>
+            </w:r>
+          </w:p>
+          <w:p>
+            <w:pPr>
+              <w:spacing w:after="30" w:before="40"/>
+            </w:pPr>
+            <w:r>
+              <w:rPr>
+                <w:b/>
+                <w:bCs/>
+                <w:color w:val="7A5400"/>
+                <w:sz w:val="18"/>
+                <w:szCs w:val="18"/>
+              </w:rPr>
+              <w:t xml:space="preserve">Therefore... ______________</w:t>
+            </w:r>
+          </w:p>
+          <w:p>
+            <w:pPr>
+              <w:spacing w:after="50" w:before="0"/>
+            </w:pPr>
+            <w:r>
+              <w:rPr>
+                <w:color w:val="BBBBBB"/>
+                <w:sz w:val="18"/>
+                <w:szCs w:val="18"/>
+              </w:rPr>
+              <w:t xml:space="preserve">____________________________</w:t>
+            </w:r>
+          </w:p>
+        </w:tc>
+      </w:tr>
+    </w:tbl>
+    <w:p>
+      <w:pPr>
+        <w:spacing w:after="60" w:before="0"/>
+      </w:pPr>
+      <w:r>
+        <w:t xml:space="preserve"/>
       </w:r>
     </w:p>
     <w:p>
@@ -225,73 +2188,922 @@
         <w:t xml:space="preserve">Spread the multiply across both parts.</w:t>
       </w:r>
     </w:p>
-    <w:p>
-      <w:pPr>
-        <w:spacing w:after="40" w:before="0"/>
-      </w:pPr>
-      <w:r>
-        <w:rPr>
-          <w:sz w:val="22"/>
-          <w:szCs w:val="22"/>
-        </w:rPr>
-        <w:t xml:space="preserve">1.  3 × 4 = ___</w:t>
-      </w:r>
-    </w:p>
-    <w:p>
-      <w:pPr>
-        <w:spacing w:after="80" w:before="0"/>
-      </w:pPr>
-      <w:r>
-        <w:rPr>
-          <w:color w:val="BBBBBB"/>
-        </w:rPr>
-        <w:t xml:space="preserve">____________________________________________________</w:t>
-      </w:r>
-    </w:p>
-    <w:p>
-      <w:pPr>
-        <w:spacing w:after="40" w:before="0"/>
-      </w:pPr>
-      <w:r>
-        <w:rPr>
-          <w:sz w:val="22"/>
-          <w:szCs w:val="22"/>
-        </w:rPr>
-        <w:t xml:space="preserve">2.  3 × 2 = ___</w:t>
-      </w:r>
-    </w:p>
-    <w:p>
-      <w:pPr>
-        <w:spacing w:after="80" w:before="0"/>
-      </w:pPr>
-      <w:r>
-        <w:rPr>
-          <w:color w:val="BBBBBB"/>
-        </w:rPr>
-        <w:t xml:space="preserve">____________________________________________________</w:t>
-      </w:r>
-    </w:p>
-    <w:p>
-      <w:pPr>
-        <w:spacing w:after="40" w:before="0"/>
-      </w:pPr>
-      <w:r>
-        <w:rPr>
-          <w:sz w:val="22"/>
-          <w:szCs w:val="22"/>
-        </w:rPr>
-        <w:t xml:space="preserve">3.  Add those: 12 + 6 = ___ (this is (3×4)+(3×2))</w:t>
-      </w:r>
-    </w:p>
-    <w:p>
-      <w:pPr>
-        <w:spacing w:after="80" w:before="0"/>
-      </w:pPr>
-      <w:r>
-        <w:rPr>
-          <w:color w:val="BBBBBB"/>
-        </w:rPr>
-        <w:t xml:space="preserve">____________________________________________________</w:t>
+    <w:tbl>
+      <w:tblPr>
+        <w:tblW w:type="dxa" w:w="9360"/>
+        <w:tblBorders>
+          <w:top w:val="single" w:color="C7D2DD" w:sz="6"/>
+          <w:left w:val="single" w:color="C7D2DD" w:sz="6"/>
+          <w:bottom w:val="single" w:color="C7D2DD" w:sz="6"/>
+          <w:right w:val="single" w:color="C7D2DD" w:sz="6"/>
+          <w:insideH w:val="single" w:color="C7D2DD" w:sz="6"/>
+          <w:insideV w:val="single" w:color="C7D2DD" w:sz="6"/>
+        </w:tblBorders>
+      </w:tblPr>
+      <w:tblGrid>
+        <w:gridCol w:w="2800"/>
+        <w:gridCol w:w="3560"/>
+        <w:gridCol w:w="3000"/>
+      </w:tblGrid>
+      <w:tr>
+        <w:trPr>
+          <w:cantSplit/>
+          <w:tblHeader/>
+        </w:trPr>
+        <w:tc>
+          <w:tcPr>
+            <w:tcW w:type="dxa" w:w="2800"/>
+            <w:shd w:fill="EEF4F8" w:color="auto" w:val="clear"/>
+            <w:tcMar>
+              <w:top w:type="dxa" w:w="60"/>
+              <w:left w:type="dxa" w:w="100"/>
+              <w:bottom w:type="dxa" w:w="60"/>
+              <w:right w:type="dxa" w:w="100"/>
+            </w:tcMar>
+          </w:tcPr>
+          <w:p>
+            <w:pPr>
+              <w:spacing w:after="0" w:before="0"/>
+            </w:pPr>
+            <w:r>
+              <w:rPr>
+                <w:b/>
+                <w:bCs/>
+                <w:color w:val="0F2B3C"/>
+                <w:sz w:val="16"/>
+                <w:szCs w:val="16"/>
+              </w:rPr>
+              <w:t xml:space="preserve">CORE PROBLEM / GIVEN REPRESENTATION</w:t>
+            </w:r>
+          </w:p>
+        </w:tc>
+        <w:tc>
+          <w:tcPr>
+            <w:tcW w:type="dxa" w:w="3560"/>
+            <w:shd w:fill="EEF4F8" w:color="auto" w:val="clear"/>
+            <w:tcMar>
+              <w:top w:type="dxa" w:w="60"/>
+              <w:left w:type="dxa" w:w="100"/>
+              <w:bottom w:type="dxa" w:w="60"/>
+              <w:right w:type="dxa" w:w="100"/>
+            </w:tcMar>
+          </w:tcPr>
+          <w:p>
+            <w:pPr>
+              <w:spacing w:after="0" w:before="0"/>
+            </w:pPr>
+            <w:r>
+              <w:rPr>
+                <w:b/>
+                <w:bCs/>
+                <w:color w:val="0F2B3C"/>
+                <w:sz w:val="16"/>
+                <w:szCs w:val="16"/>
+              </w:rPr>
+              <w:t xml:space="preserve">WORKING SPACE / CALCULATION STEPS</w:t>
+            </w:r>
+          </w:p>
+        </w:tc>
+        <w:tc>
+          <w:tcPr>
+            <w:tcW w:type="dxa" w:w="3000"/>
+            <w:shd w:fill="FBF3E2" w:color="auto" w:val="clear"/>
+            <w:tcMar>
+              <w:top w:type="dxa" w:w="60"/>
+              <w:left w:type="dxa" w:w="100"/>
+              <w:bottom w:type="dxa" w:w="60"/>
+              <w:right w:type="dxa" w:w="100"/>
+            </w:tcMar>
+          </w:tcPr>
+          <w:p>
+            <w:pPr>
+              <w:spacing w:after="0" w:before="0"/>
+            </w:pPr>
+            <w:r>
+              <w:rPr>
+                <w:b/>
+                <w:bCs/>
+                <w:color w:val="7A5400"/>
+                <w:sz w:val="16"/>
+                <w:szCs w:val="16"/>
+              </w:rPr>
+              <w:t xml:space="preserve">EXPLAIN YOUR REASONING</w:t>
+            </w:r>
+          </w:p>
+        </w:tc>
+      </w:tr>
+      <w:tr>
+        <w:trPr>
+          <w:cantSplit/>
+        </w:trPr>
+        <w:tc>
+          <w:tcPr>
+            <w:tcW w:type="dxa" w:w="2800"/>
+            <w:tcMar>
+              <w:top w:type="dxa" w:w="80"/>
+              <w:left w:type="dxa" w:w="100"/>
+              <w:bottom w:type="dxa" w:w="80"/>
+              <w:right w:type="dxa" w:w="100"/>
+            </w:tcMar>
+            <w:vAlign w:val="top"/>
+          </w:tcPr>
+          <w:p>
+            <w:pPr>
+              <w:spacing w:after="40" w:before="0"/>
+            </w:pPr>
+            <w:r>
+              <w:rPr>
+                <w:b/>
+                <w:bCs/>
+                <w:color w:val="0F2B3C"/>
+                <w:sz w:val="20"/>
+                <w:szCs w:val="20"/>
+              </w:rPr>
+              <w:t xml:space="preserve">1.  3 × 4 = ___</w:t>
+            </w:r>
+          </w:p>
+        </w:tc>
+        <w:tc>
+          <w:tcPr>
+            <w:tcW w:type="dxa" w:w="3560"/>
+            <w:tcMar>
+              <w:top w:type="dxa" w:w="80"/>
+              <w:left w:type="dxa" w:w="100"/>
+              <w:bottom w:type="dxa" w:w="80"/>
+              <w:right w:type="dxa" w:w="100"/>
+            </w:tcMar>
+            <w:vAlign w:val="top"/>
+          </w:tcPr>
+          <w:p>
+            <w:pPr>
+              <w:spacing w:after="50" w:before="0"/>
+            </w:pPr>
+            <w:r>
+              <w:rPr>
+                <w:color w:val="BBBBBB"/>
+                <w:sz w:val="18"/>
+                <w:szCs w:val="18"/>
+              </w:rPr>
+              <w:t xml:space="preserve">____________________________</w:t>
+            </w:r>
+          </w:p>
+          <w:p>
+            <w:pPr>
+              <w:spacing w:after="50" w:before="0"/>
+            </w:pPr>
+            <w:r>
+              <w:rPr>
+                <w:color w:val="BBBBBB"/>
+                <w:sz w:val="18"/>
+                <w:szCs w:val="18"/>
+              </w:rPr>
+              <w:t xml:space="preserve">____________________________</w:t>
+            </w:r>
+          </w:p>
+          <w:p>
+            <w:pPr>
+              <w:spacing w:after="50" w:before="0"/>
+            </w:pPr>
+            <w:r>
+              <w:rPr>
+                <w:color w:val="BBBBBB"/>
+                <w:sz w:val="18"/>
+                <w:szCs w:val="18"/>
+              </w:rPr>
+              <w:t xml:space="preserve">____________________________</w:t>
+            </w:r>
+          </w:p>
+          <w:p>
+            <w:pPr>
+              <w:spacing w:after="50" w:before="0"/>
+            </w:pPr>
+            <w:r>
+              <w:rPr>
+                <w:color w:val="BBBBBB"/>
+                <w:sz w:val="18"/>
+                <w:szCs w:val="18"/>
+              </w:rPr>
+              <w:t xml:space="preserve">____________________________</w:t>
+            </w:r>
+          </w:p>
+        </w:tc>
+        <w:tc>
+          <w:tcPr>
+            <w:tcW w:type="dxa" w:w="3000"/>
+            <w:shd w:fill="FBF3E2" w:color="auto" w:val="clear"/>
+            <w:tcMar>
+              <w:top w:type="dxa" w:w="80"/>
+              <w:left w:type="dxa" w:w="100"/>
+              <w:bottom w:type="dxa" w:w="80"/>
+              <w:right w:type="dxa" w:w="100"/>
+            </w:tcMar>
+            <w:vAlign w:val="top"/>
+          </w:tcPr>
+          <w:p>
+            <w:pPr>
+              <w:spacing w:after="30" w:before="0"/>
+            </w:pPr>
+            <w:r>
+              <w:rPr>
+                <w:b/>
+                <w:bCs/>
+                <w:color w:val="0F2B3C"/>
+                <w:sz w:val="18"/>
+                <w:szCs w:val="18"/>
+              </w:rPr>
+              <w:t xml:space="preserve">Because... ________________</w:t>
+            </w:r>
+          </w:p>
+          <w:p>
+            <w:pPr>
+              <w:spacing w:after="50" w:before="0"/>
+            </w:pPr>
+            <w:r>
+              <w:rPr>
+                <w:color w:val="BBBBBB"/>
+                <w:sz w:val="18"/>
+                <w:szCs w:val="18"/>
+              </w:rPr>
+              <w:t xml:space="preserve">____________________________</w:t>
+            </w:r>
+          </w:p>
+          <w:p>
+            <w:pPr>
+              <w:spacing w:after="30" w:before="40"/>
+            </w:pPr>
+            <w:r>
+              <w:rPr>
+                <w:b/>
+                <w:bCs/>
+                <w:color w:val="1A6FB5"/>
+                <w:sz w:val="18"/>
+                <w:szCs w:val="18"/>
+              </w:rPr>
+              <w:t xml:space="preserve">Although... _______________</w:t>
+            </w:r>
+          </w:p>
+          <w:p>
+            <w:pPr>
+              <w:spacing w:after="50" w:before="0"/>
+            </w:pPr>
+            <w:r>
+              <w:rPr>
+                <w:color w:val="BBBBBB"/>
+                <w:sz w:val="18"/>
+                <w:szCs w:val="18"/>
+              </w:rPr>
+              <w:t xml:space="preserve">____________________________</w:t>
+            </w:r>
+          </w:p>
+          <w:p>
+            <w:pPr>
+              <w:spacing w:after="30" w:before="40"/>
+            </w:pPr>
+            <w:r>
+              <w:rPr>
+                <w:b/>
+                <w:bCs/>
+                <w:color w:val="7A5400"/>
+                <w:sz w:val="18"/>
+                <w:szCs w:val="18"/>
+              </w:rPr>
+              <w:t xml:space="preserve">Therefore... ______________</w:t>
+            </w:r>
+          </w:p>
+          <w:p>
+            <w:pPr>
+              <w:spacing w:after="50" w:before="0"/>
+            </w:pPr>
+            <w:r>
+              <w:rPr>
+                <w:color w:val="BBBBBB"/>
+                <w:sz w:val="18"/>
+                <w:szCs w:val="18"/>
+              </w:rPr>
+              <w:t xml:space="preserve">____________________________</w:t>
+            </w:r>
+          </w:p>
+        </w:tc>
+      </w:tr>
+    </w:tbl>
+    <w:p>
+      <w:pPr>
+        <w:spacing w:after="60" w:before="0"/>
+      </w:pPr>
+      <w:r>
+        <w:t xml:space="preserve"/>
+      </w:r>
+    </w:p>
+    <w:tbl>
+      <w:tblPr>
+        <w:tblW w:type="dxa" w:w="9360"/>
+        <w:tblBorders>
+          <w:top w:val="single" w:color="C7D2DD" w:sz="6"/>
+          <w:left w:val="single" w:color="C7D2DD" w:sz="6"/>
+          <w:bottom w:val="single" w:color="C7D2DD" w:sz="6"/>
+          <w:right w:val="single" w:color="C7D2DD" w:sz="6"/>
+          <w:insideH w:val="single" w:color="C7D2DD" w:sz="6"/>
+          <w:insideV w:val="single" w:color="C7D2DD" w:sz="6"/>
+        </w:tblBorders>
+      </w:tblPr>
+      <w:tblGrid>
+        <w:gridCol w:w="2800"/>
+        <w:gridCol w:w="3560"/>
+        <w:gridCol w:w="3000"/>
+      </w:tblGrid>
+      <w:tr>
+        <w:trPr>
+          <w:cantSplit/>
+          <w:tblHeader/>
+        </w:trPr>
+        <w:tc>
+          <w:tcPr>
+            <w:tcW w:type="dxa" w:w="2800"/>
+            <w:shd w:fill="EEF4F8" w:color="auto" w:val="clear"/>
+            <w:tcMar>
+              <w:top w:type="dxa" w:w="60"/>
+              <w:left w:type="dxa" w:w="100"/>
+              <w:bottom w:type="dxa" w:w="60"/>
+              <w:right w:type="dxa" w:w="100"/>
+            </w:tcMar>
+          </w:tcPr>
+          <w:p>
+            <w:pPr>
+              <w:spacing w:after="0" w:before="0"/>
+            </w:pPr>
+            <w:r>
+              <w:rPr>
+                <w:b/>
+                <w:bCs/>
+                <w:color w:val="0F2B3C"/>
+                <w:sz w:val="16"/>
+                <w:szCs w:val="16"/>
+              </w:rPr>
+              <w:t xml:space="preserve">CORE PROBLEM / GIVEN REPRESENTATION</w:t>
+            </w:r>
+          </w:p>
+        </w:tc>
+        <w:tc>
+          <w:tcPr>
+            <w:tcW w:type="dxa" w:w="3560"/>
+            <w:shd w:fill="EEF4F8" w:color="auto" w:val="clear"/>
+            <w:tcMar>
+              <w:top w:type="dxa" w:w="60"/>
+              <w:left w:type="dxa" w:w="100"/>
+              <w:bottom w:type="dxa" w:w="60"/>
+              <w:right w:type="dxa" w:w="100"/>
+            </w:tcMar>
+          </w:tcPr>
+          <w:p>
+            <w:pPr>
+              <w:spacing w:after="0" w:before="0"/>
+            </w:pPr>
+            <w:r>
+              <w:rPr>
+                <w:b/>
+                <w:bCs/>
+                <w:color w:val="0F2B3C"/>
+                <w:sz w:val="16"/>
+                <w:szCs w:val="16"/>
+              </w:rPr>
+              <w:t xml:space="preserve">WORKING SPACE / CALCULATION STEPS</w:t>
+            </w:r>
+          </w:p>
+        </w:tc>
+        <w:tc>
+          <w:tcPr>
+            <w:tcW w:type="dxa" w:w="3000"/>
+            <w:shd w:fill="FBF3E2" w:color="auto" w:val="clear"/>
+            <w:tcMar>
+              <w:top w:type="dxa" w:w="60"/>
+              <w:left w:type="dxa" w:w="100"/>
+              <w:bottom w:type="dxa" w:w="60"/>
+              <w:right w:type="dxa" w:w="100"/>
+            </w:tcMar>
+          </w:tcPr>
+          <w:p>
+            <w:pPr>
+              <w:spacing w:after="0" w:before="0"/>
+            </w:pPr>
+            <w:r>
+              <w:rPr>
+                <w:b/>
+                <w:bCs/>
+                <w:color w:val="7A5400"/>
+                <w:sz w:val="16"/>
+                <w:szCs w:val="16"/>
+              </w:rPr>
+              <w:t xml:space="preserve">EXPLAIN YOUR REASONING</w:t>
+            </w:r>
+          </w:p>
+        </w:tc>
+      </w:tr>
+      <w:tr>
+        <w:trPr>
+          <w:cantSplit/>
+        </w:trPr>
+        <w:tc>
+          <w:tcPr>
+            <w:tcW w:type="dxa" w:w="2800"/>
+            <w:tcMar>
+              <w:top w:type="dxa" w:w="80"/>
+              <w:left w:type="dxa" w:w="100"/>
+              <w:bottom w:type="dxa" w:w="80"/>
+              <w:right w:type="dxa" w:w="100"/>
+            </w:tcMar>
+            <w:vAlign w:val="top"/>
+          </w:tcPr>
+          <w:p>
+            <w:pPr>
+              <w:spacing w:after="40" w:before="0"/>
+            </w:pPr>
+            <w:r>
+              <w:rPr>
+                <w:b/>
+                <w:bCs/>
+                <w:color w:val="0F2B3C"/>
+                <w:sz w:val="20"/>
+                <w:szCs w:val="20"/>
+              </w:rPr>
+              <w:t xml:space="preserve">2.  3 × 2 = ___</w:t>
+            </w:r>
+          </w:p>
+        </w:tc>
+        <w:tc>
+          <w:tcPr>
+            <w:tcW w:type="dxa" w:w="3560"/>
+            <w:tcMar>
+              <w:top w:type="dxa" w:w="80"/>
+              <w:left w:type="dxa" w:w="100"/>
+              <w:bottom w:type="dxa" w:w="80"/>
+              <w:right w:type="dxa" w:w="100"/>
+            </w:tcMar>
+            <w:vAlign w:val="top"/>
+          </w:tcPr>
+          <w:p>
+            <w:pPr>
+              <w:spacing w:after="50" w:before="0"/>
+            </w:pPr>
+            <w:r>
+              <w:rPr>
+                <w:color w:val="BBBBBB"/>
+                <w:sz w:val="18"/>
+                <w:szCs w:val="18"/>
+              </w:rPr>
+              <w:t xml:space="preserve">____________________________</w:t>
+            </w:r>
+          </w:p>
+          <w:p>
+            <w:pPr>
+              <w:spacing w:after="50" w:before="0"/>
+            </w:pPr>
+            <w:r>
+              <w:rPr>
+                <w:color w:val="BBBBBB"/>
+                <w:sz w:val="18"/>
+                <w:szCs w:val="18"/>
+              </w:rPr>
+              <w:t xml:space="preserve">____________________________</w:t>
+            </w:r>
+          </w:p>
+          <w:p>
+            <w:pPr>
+              <w:spacing w:after="50" w:before="0"/>
+            </w:pPr>
+            <w:r>
+              <w:rPr>
+                <w:color w:val="BBBBBB"/>
+                <w:sz w:val="18"/>
+                <w:szCs w:val="18"/>
+              </w:rPr>
+              <w:t xml:space="preserve">____________________________</w:t>
+            </w:r>
+          </w:p>
+          <w:p>
+            <w:pPr>
+              <w:spacing w:after="50" w:before="0"/>
+            </w:pPr>
+            <w:r>
+              <w:rPr>
+                <w:color w:val="BBBBBB"/>
+                <w:sz w:val="18"/>
+                <w:szCs w:val="18"/>
+              </w:rPr>
+              <w:t xml:space="preserve">____________________________</w:t>
+            </w:r>
+          </w:p>
+        </w:tc>
+        <w:tc>
+          <w:tcPr>
+            <w:tcW w:type="dxa" w:w="3000"/>
+            <w:shd w:fill="FBF3E2" w:color="auto" w:val="clear"/>
+            <w:tcMar>
+              <w:top w:type="dxa" w:w="80"/>
+              <w:left w:type="dxa" w:w="100"/>
+              <w:bottom w:type="dxa" w:w="80"/>
+              <w:right w:type="dxa" w:w="100"/>
+            </w:tcMar>
+            <w:vAlign w:val="top"/>
+          </w:tcPr>
+          <w:p>
+            <w:pPr>
+              <w:spacing w:after="30" w:before="0"/>
+            </w:pPr>
+            <w:r>
+              <w:rPr>
+                <w:b/>
+                <w:bCs/>
+                <w:color w:val="0F2B3C"/>
+                <w:sz w:val="18"/>
+                <w:szCs w:val="18"/>
+              </w:rPr>
+              <w:t xml:space="preserve">Because... ________________</w:t>
+            </w:r>
+          </w:p>
+          <w:p>
+            <w:pPr>
+              <w:spacing w:after="50" w:before="0"/>
+            </w:pPr>
+            <w:r>
+              <w:rPr>
+                <w:color w:val="BBBBBB"/>
+                <w:sz w:val="18"/>
+                <w:szCs w:val="18"/>
+              </w:rPr>
+              <w:t xml:space="preserve">____________________________</w:t>
+            </w:r>
+          </w:p>
+          <w:p>
+            <w:pPr>
+              <w:spacing w:after="30" w:before="40"/>
+            </w:pPr>
+            <w:r>
+              <w:rPr>
+                <w:b/>
+                <w:bCs/>
+                <w:color w:val="1A6FB5"/>
+                <w:sz w:val="18"/>
+                <w:szCs w:val="18"/>
+              </w:rPr>
+              <w:t xml:space="preserve">Although... _______________</w:t>
+            </w:r>
+          </w:p>
+          <w:p>
+            <w:pPr>
+              <w:spacing w:after="50" w:before="0"/>
+            </w:pPr>
+            <w:r>
+              <w:rPr>
+                <w:color w:val="BBBBBB"/>
+                <w:sz w:val="18"/>
+                <w:szCs w:val="18"/>
+              </w:rPr>
+              <w:t xml:space="preserve">____________________________</w:t>
+            </w:r>
+          </w:p>
+          <w:p>
+            <w:pPr>
+              <w:spacing w:after="30" w:before="40"/>
+            </w:pPr>
+            <w:r>
+              <w:rPr>
+                <w:b/>
+                <w:bCs/>
+                <w:color w:val="7A5400"/>
+                <w:sz w:val="18"/>
+                <w:szCs w:val="18"/>
+              </w:rPr>
+              <w:t xml:space="preserve">Therefore... ______________</w:t>
+            </w:r>
+          </w:p>
+          <w:p>
+            <w:pPr>
+              <w:spacing w:after="50" w:before="0"/>
+            </w:pPr>
+            <w:r>
+              <w:rPr>
+                <w:color w:val="BBBBBB"/>
+                <w:sz w:val="18"/>
+                <w:szCs w:val="18"/>
+              </w:rPr>
+              <w:t xml:space="preserve">____________________________</w:t>
+            </w:r>
+          </w:p>
+        </w:tc>
+      </w:tr>
+    </w:tbl>
+    <w:p>
+      <w:pPr>
+        <w:spacing w:after="60" w:before="0"/>
+      </w:pPr>
+      <w:r>
+        <w:t xml:space="preserve"/>
+      </w:r>
+    </w:p>
+    <w:tbl>
+      <w:tblPr>
+        <w:tblW w:type="dxa" w:w="9360"/>
+        <w:tblBorders>
+          <w:top w:val="single" w:color="C7D2DD" w:sz="6"/>
+          <w:left w:val="single" w:color="C7D2DD" w:sz="6"/>
+          <w:bottom w:val="single" w:color="C7D2DD" w:sz="6"/>
+          <w:right w:val="single" w:color="C7D2DD" w:sz="6"/>
+          <w:insideH w:val="single" w:color="C7D2DD" w:sz="6"/>
+          <w:insideV w:val="single" w:color="C7D2DD" w:sz="6"/>
+        </w:tblBorders>
+      </w:tblPr>
+      <w:tblGrid>
+        <w:gridCol w:w="2800"/>
+        <w:gridCol w:w="3560"/>
+        <w:gridCol w:w="3000"/>
+      </w:tblGrid>
+      <w:tr>
+        <w:trPr>
+          <w:cantSplit/>
+          <w:tblHeader/>
+        </w:trPr>
+        <w:tc>
+          <w:tcPr>
+            <w:tcW w:type="dxa" w:w="2800"/>
+            <w:shd w:fill="EEF4F8" w:color="auto" w:val="clear"/>
+            <w:tcMar>
+              <w:top w:type="dxa" w:w="60"/>
+              <w:left w:type="dxa" w:w="100"/>
+              <w:bottom w:type="dxa" w:w="60"/>
+              <w:right w:type="dxa" w:w="100"/>
+            </w:tcMar>
+          </w:tcPr>
+          <w:p>
+            <w:pPr>
+              <w:spacing w:after="0" w:before="0"/>
+            </w:pPr>
+            <w:r>
+              <w:rPr>
+                <w:b/>
+                <w:bCs/>
+                <w:color w:val="0F2B3C"/>
+                <w:sz w:val="16"/>
+                <w:szCs w:val="16"/>
+              </w:rPr>
+              <w:t xml:space="preserve">CORE PROBLEM / GIVEN REPRESENTATION</w:t>
+            </w:r>
+          </w:p>
+        </w:tc>
+        <w:tc>
+          <w:tcPr>
+            <w:tcW w:type="dxa" w:w="3560"/>
+            <w:shd w:fill="EEF4F8" w:color="auto" w:val="clear"/>
+            <w:tcMar>
+              <w:top w:type="dxa" w:w="60"/>
+              <w:left w:type="dxa" w:w="100"/>
+              <w:bottom w:type="dxa" w:w="60"/>
+              <w:right w:type="dxa" w:w="100"/>
+            </w:tcMar>
+          </w:tcPr>
+          <w:p>
+            <w:pPr>
+              <w:spacing w:after="0" w:before="0"/>
+            </w:pPr>
+            <w:r>
+              <w:rPr>
+                <w:b/>
+                <w:bCs/>
+                <w:color w:val="0F2B3C"/>
+                <w:sz w:val="16"/>
+                <w:szCs w:val="16"/>
+              </w:rPr>
+              <w:t xml:space="preserve">WORKING SPACE / CALCULATION STEPS</w:t>
+            </w:r>
+          </w:p>
+        </w:tc>
+        <w:tc>
+          <w:tcPr>
+            <w:tcW w:type="dxa" w:w="3000"/>
+            <w:shd w:fill="FBF3E2" w:color="auto" w:val="clear"/>
+            <w:tcMar>
+              <w:top w:type="dxa" w:w="60"/>
+              <w:left w:type="dxa" w:w="100"/>
+              <w:bottom w:type="dxa" w:w="60"/>
+              <w:right w:type="dxa" w:w="100"/>
+            </w:tcMar>
+          </w:tcPr>
+          <w:p>
+            <w:pPr>
+              <w:spacing w:after="0" w:before="0"/>
+            </w:pPr>
+            <w:r>
+              <w:rPr>
+                <w:b/>
+                <w:bCs/>
+                <w:color w:val="7A5400"/>
+                <w:sz w:val="16"/>
+                <w:szCs w:val="16"/>
+              </w:rPr>
+              <w:t xml:space="preserve">EXPLAIN YOUR REASONING</w:t>
+            </w:r>
+          </w:p>
+        </w:tc>
+      </w:tr>
+      <w:tr>
+        <w:trPr>
+          <w:cantSplit/>
+        </w:trPr>
+        <w:tc>
+          <w:tcPr>
+            <w:tcW w:type="dxa" w:w="2800"/>
+            <w:tcMar>
+              <w:top w:type="dxa" w:w="80"/>
+              <w:left w:type="dxa" w:w="100"/>
+              <w:bottom w:type="dxa" w:w="80"/>
+              <w:right w:type="dxa" w:w="100"/>
+            </w:tcMar>
+            <w:vAlign w:val="top"/>
+          </w:tcPr>
+          <w:p>
+            <w:pPr>
+              <w:spacing w:after="40" w:before="0"/>
+            </w:pPr>
+            <w:r>
+              <w:rPr>
+                <w:b/>
+                <w:bCs/>
+                <w:color w:val="0F2B3C"/>
+                <w:sz w:val="20"/>
+                <w:szCs w:val="20"/>
+              </w:rPr>
+              <w:t xml:space="preserve">3.  Add those: 12 + 6 = ___ (this is (3×4)+(3×2))</w:t>
+            </w:r>
+          </w:p>
+        </w:tc>
+        <w:tc>
+          <w:tcPr>
+            <w:tcW w:type="dxa" w:w="3560"/>
+            <w:tcMar>
+              <w:top w:type="dxa" w:w="80"/>
+              <w:left w:type="dxa" w:w="100"/>
+              <w:bottom w:type="dxa" w:w="80"/>
+              <w:right w:type="dxa" w:w="100"/>
+            </w:tcMar>
+            <w:vAlign w:val="top"/>
+          </w:tcPr>
+          <w:p>
+            <w:pPr>
+              <w:spacing w:after="50" w:before="0"/>
+            </w:pPr>
+            <w:r>
+              <w:rPr>
+                <w:color w:val="BBBBBB"/>
+                <w:sz w:val="18"/>
+                <w:szCs w:val="18"/>
+              </w:rPr>
+              <w:t xml:space="preserve">____________________________</w:t>
+            </w:r>
+          </w:p>
+          <w:p>
+            <w:pPr>
+              <w:spacing w:after="50" w:before="0"/>
+            </w:pPr>
+            <w:r>
+              <w:rPr>
+                <w:color w:val="BBBBBB"/>
+                <w:sz w:val="18"/>
+                <w:szCs w:val="18"/>
+              </w:rPr>
+              <w:t xml:space="preserve">____________________________</w:t>
+            </w:r>
+          </w:p>
+          <w:p>
+            <w:pPr>
+              <w:spacing w:after="50" w:before="0"/>
+            </w:pPr>
+            <w:r>
+              <w:rPr>
+                <w:color w:val="BBBBBB"/>
+                <w:sz w:val="18"/>
+                <w:szCs w:val="18"/>
+              </w:rPr>
+              <w:t xml:space="preserve">____________________________</w:t>
+            </w:r>
+          </w:p>
+          <w:p>
+            <w:pPr>
+              <w:spacing w:after="50" w:before="0"/>
+            </w:pPr>
+            <w:r>
+              <w:rPr>
+                <w:color w:val="BBBBBB"/>
+                <w:sz w:val="18"/>
+                <w:szCs w:val="18"/>
+              </w:rPr>
+              <w:t xml:space="preserve">____________________________</w:t>
+            </w:r>
+          </w:p>
+        </w:tc>
+        <w:tc>
+          <w:tcPr>
+            <w:tcW w:type="dxa" w:w="3000"/>
+            <w:shd w:fill="FBF3E2" w:color="auto" w:val="clear"/>
+            <w:tcMar>
+              <w:top w:type="dxa" w:w="80"/>
+              <w:left w:type="dxa" w:w="100"/>
+              <w:bottom w:type="dxa" w:w="80"/>
+              <w:right w:type="dxa" w:w="100"/>
+            </w:tcMar>
+            <w:vAlign w:val="top"/>
+          </w:tcPr>
+          <w:p>
+            <w:pPr>
+              <w:spacing w:after="30" w:before="0"/>
+            </w:pPr>
+            <w:r>
+              <w:rPr>
+                <w:b/>
+                <w:bCs/>
+                <w:color w:val="0F2B3C"/>
+                <w:sz w:val="18"/>
+                <w:szCs w:val="18"/>
+              </w:rPr>
+              <w:t xml:space="preserve">Because... ________________</w:t>
+            </w:r>
+          </w:p>
+          <w:p>
+            <w:pPr>
+              <w:spacing w:after="50" w:before="0"/>
+            </w:pPr>
+            <w:r>
+              <w:rPr>
+                <w:color w:val="BBBBBB"/>
+                <w:sz w:val="18"/>
+                <w:szCs w:val="18"/>
+              </w:rPr>
+              <w:t xml:space="preserve">____________________________</w:t>
+            </w:r>
+          </w:p>
+          <w:p>
+            <w:pPr>
+              <w:spacing w:after="30" w:before="40"/>
+            </w:pPr>
+            <w:r>
+              <w:rPr>
+                <w:b/>
+                <w:bCs/>
+                <w:color w:val="1A6FB5"/>
+                <w:sz w:val="18"/>
+                <w:szCs w:val="18"/>
+              </w:rPr>
+              <w:t xml:space="preserve">Although... _______________</w:t>
+            </w:r>
+          </w:p>
+          <w:p>
+            <w:pPr>
+              <w:spacing w:after="50" w:before="0"/>
+            </w:pPr>
+            <w:r>
+              <w:rPr>
+                <w:color w:val="BBBBBB"/>
+                <w:sz w:val="18"/>
+                <w:szCs w:val="18"/>
+              </w:rPr>
+              <w:t xml:space="preserve">____________________________</w:t>
+            </w:r>
+          </w:p>
+          <w:p>
+            <w:pPr>
+              <w:spacing w:after="30" w:before="40"/>
+            </w:pPr>
+            <w:r>
+              <w:rPr>
+                <w:b/>
+                <w:bCs/>
+                <w:color w:val="7A5400"/>
+                <w:sz w:val="18"/>
+                <w:szCs w:val="18"/>
+              </w:rPr>
+              <w:t xml:space="preserve">Therefore... ______________</w:t>
+            </w:r>
+          </w:p>
+          <w:p>
+            <w:pPr>
+              <w:spacing w:after="50" w:before="0"/>
+            </w:pPr>
+            <w:r>
+              <w:rPr>
+                <w:color w:val="BBBBBB"/>
+                <w:sz w:val="18"/>
+                <w:szCs w:val="18"/>
+              </w:rPr>
+              <w:t xml:space="preserve">____________________________</w:t>
+            </w:r>
+          </w:p>
+        </w:tc>
+      </w:tr>
+    </w:tbl>
+    <w:p>
+      <w:pPr>
+        <w:spacing w:after="60" w:before="0"/>
+      </w:pPr>
+      <w:r>
+        <w:t xml:space="preserve"/>
       </w:r>
     </w:p>
     <w:p>
@@ -323,50 +3135,616 @@
         <w:t xml:space="preserve">Warm up straight into distributing.</w:t>
       </w:r>
     </w:p>
-    <w:p>
-      <w:pPr>
-        <w:spacing w:after="40" w:before="0"/>
-      </w:pPr>
-      <w:r>
-        <w:rPr>
-          <w:sz w:val="22"/>
-          <w:szCs w:val="22"/>
-        </w:rPr>
-        <w:t xml:space="preserve">1.  2 × (5 + 3) — add first, then multiply = ___</w:t>
-      </w:r>
-    </w:p>
-    <w:p>
-      <w:pPr>
-        <w:spacing w:after="80" w:before="0"/>
-      </w:pPr>
-      <w:r>
-        <w:rPr>
-          <w:color w:val="BBBBBB"/>
-        </w:rPr>
-        <w:t xml:space="preserve">____________________________________________________</w:t>
-      </w:r>
-    </w:p>
-    <w:p>
-      <w:pPr>
-        <w:spacing w:after="40" w:before="0"/>
-      </w:pPr>
-      <w:r>
-        <w:rPr>
-          <w:sz w:val="22"/>
-          <w:szCs w:val="22"/>
-        </w:rPr>
-        <w:t xml:space="preserve">2.  (4 × 2) + (4 × 1) = ___</w:t>
-      </w:r>
-    </w:p>
-    <w:p>
-      <w:pPr>
-        <w:spacing w:after="80" w:before="0"/>
-      </w:pPr>
-      <w:r>
-        <w:rPr>
-          <w:color w:val="BBBBBB"/>
-        </w:rPr>
-        <w:t xml:space="preserve">____________________________________________________</w:t>
+    <w:tbl>
+      <w:tblPr>
+        <w:tblW w:type="dxa" w:w="9360"/>
+        <w:tblBorders>
+          <w:top w:val="single" w:color="C7D2DD" w:sz="6"/>
+          <w:left w:val="single" w:color="C7D2DD" w:sz="6"/>
+          <w:bottom w:val="single" w:color="C7D2DD" w:sz="6"/>
+          <w:right w:val="single" w:color="C7D2DD" w:sz="6"/>
+          <w:insideH w:val="single" w:color="C7D2DD" w:sz="6"/>
+          <w:insideV w:val="single" w:color="C7D2DD" w:sz="6"/>
+        </w:tblBorders>
+      </w:tblPr>
+      <w:tblGrid>
+        <w:gridCol w:w="2800"/>
+        <w:gridCol w:w="3560"/>
+        <w:gridCol w:w="3000"/>
+      </w:tblGrid>
+      <w:tr>
+        <w:trPr>
+          <w:cantSplit/>
+          <w:tblHeader/>
+        </w:trPr>
+        <w:tc>
+          <w:tcPr>
+            <w:tcW w:type="dxa" w:w="2800"/>
+            <w:shd w:fill="EEF4F8" w:color="auto" w:val="clear"/>
+            <w:tcMar>
+              <w:top w:type="dxa" w:w="60"/>
+              <w:left w:type="dxa" w:w="100"/>
+              <w:bottom w:type="dxa" w:w="60"/>
+              <w:right w:type="dxa" w:w="100"/>
+            </w:tcMar>
+          </w:tcPr>
+          <w:p>
+            <w:pPr>
+              <w:spacing w:after="0" w:before="0"/>
+            </w:pPr>
+            <w:r>
+              <w:rPr>
+                <w:b/>
+                <w:bCs/>
+                <w:color w:val="0F2B3C"/>
+                <w:sz w:val="16"/>
+                <w:szCs w:val="16"/>
+              </w:rPr>
+              <w:t xml:space="preserve">CORE PROBLEM / GIVEN REPRESENTATION</w:t>
+            </w:r>
+          </w:p>
+        </w:tc>
+        <w:tc>
+          <w:tcPr>
+            <w:tcW w:type="dxa" w:w="3560"/>
+            <w:shd w:fill="EEF4F8" w:color="auto" w:val="clear"/>
+            <w:tcMar>
+              <w:top w:type="dxa" w:w="60"/>
+              <w:left w:type="dxa" w:w="100"/>
+              <w:bottom w:type="dxa" w:w="60"/>
+              <w:right w:type="dxa" w:w="100"/>
+            </w:tcMar>
+          </w:tcPr>
+          <w:p>
+            <w:pPr>
+              <w:spacing w:after="0" w:before="0"/>
+            </w:pPr>
+            <w:r>
+              <w:rPr>
+                <w:b/>
+                <w:bCs/>
+                <w:color w:val="0F2B3C"/>
+                <w:sz w:val="16"/>
+                <w:szCs w:val="16"/>
+              </w:rPr>
+              <w:t xml:space="preserve">WORKING SPACE / CALCULATION STEPS</w:t>
+            </w:r>
+          </w:p>
+        </w:tc>
+        <w:tc>
+          <w:tcPr>
+            <w:tcW w:type="dxa" w:w="3000"/>
+            <w:shd w:fill="FBF3E2" w:color="auto" w:val="clear"/>
+            <w:tcMar>
+              <w:top w:type="dxa" w:w="60"/>
+              <w:left w:type="dxa" w:w="100"/>
+              <w:bottom w:type="dxa" w:w="60"/>
+              <w:right w:type="dxa" w:w="100"/>
+            </w:tcMar>
+          </w:tcPr>
+          <w:p>
+            <w:pPr>
+              <w:spacing w:after="0" w:before="0"/>
+            </w:pPr>
+            <w:r>
+              <w:rPr>
+                <w:b/>
+                <w:bCs/>
+                <w:color w:val="7A5400"/>
+                <w:sz w:val="16"/>
+                <w:szCs w:val="16"/>
+              </w:rPr>
+              <w:t xml:space="preserve">EXPLAIN YOUR REASONING</w:t>
+            </w:r>
+          </w:p>
+        </w:tc>
+      </w:tr>
+      <w:tr>
+        <w:trPr>
+          <w:cantSplit/>
+        </w:trPr>
+        <w:tc>
+          <w:tcPr>
+            <w:tcW w:type="dxa" w:w="2800"/>
+            <w:tcMar>
+              <w:top w:type="dxa" w:w="80"/>
+              <w:left w:type="dxa" w:w="100"/>
+              <w:bottom w:type="dxa" w:w="80"/>
+              <w:right w:type="dxa" w:w="100"/>
+            </w:tcMar>
+            <w:vAlign w:val="top"/>
+          </w:tcPr>
+          <w:p>
+            <w:pPr>
+              <w:spacing w:after="40" w:before="0"/>
+            </w:pPr>
+            <w:r>
+              <w:rPr>
+                <w:b/>
+                <w:bCs/>
+                <w:color w:val="0F2B3C"/>
+                <w:sz w:val="20"/>
+                <w:szCs w:val="20"/>
+              </w:rPr>
+              <w:t xml:space="preserve">1.  2 × (5 + 3) — add first, then multiply = ___</w:t>
+            </w:r>
+          </w:p>
+        </w:tc>
+        <w:tc>
+          <w:tcPr>
+            <w:tcW w:type="dxa" w:w="3560"/>
+            <w:tcMar>
+              <w:top w:type="dxa" w:w="80"/>
+              <w:left w:type="dxa" w:w="100"/>
+              <w:bottom w:type="dxa" w:w="80"/>
+              <w:right w:type="dxa" w:w="100"/>
+            </w:tcMar>
+            <w:vAlign w:val="top"/>
+          </w:tcPr>
+          <w:p>
+            <w:pPr>
+              <w:spacing w:after="50" w:before="0"/>
+            </w:pPr>
+            <w:r>
+              <w:rPr>
+                <w:color w:val="BBBBBB"/>
+                <w:sz w:val="18"/>
+                <w:szCs w:val="18"/>
+              </w:rPr>
+              <w:t xml:space="preserve">____________________________</w:t>
+            </w:r>
+          </w:p>
+          <w:p>
+            <w:pPr>
+              <w:spacing w:after="50" w:before="0"/>
+            </w:pPr>
+            <w:r>
+              <w:rPr>
+                <w:color w:val="BBBBBB"/>
+                <w:sz w:val="18"/>
+                <w:szCs w:val="18"/>
+              </w:rPr>
+              <w:t xml:space="preserve">____________________________</w:t>
+            </w:r>
+          </w:p>
+          <w:p>
+            <w:pPr>
+              <w:spacing w:after="50" w:before="0"/>
+            </w:pPr>
+            <w:r>
+              <w:rPr>
+                <w:color w:val="BBBBBB"/>
+                <w:sz w:val="18"/>
+                <w:szCs w:val="18"/>
+              </w:rPr>
+              <w:t xml:space="preserve">____________________________</w:t>
+            </w:r>
+          </w:p>
+          <w:p>
+            <w:pPr>
+              <w:spacing w:after="50" w:before="0"/>
+            </w:pPr>
+            <w:r>
+              <w:rPr>
+                <w:color w:val="BBBBBB"/>
+                <w:sz w:val="18"/>
+                <w:szCs w:val="18"/>
+              </w:rPr>
+              <w:t xml:space="preserve">____________________________</w:t>
+            </w:r>
+          </w:p>
+        </w:tc>
+        <w:tc>
+          <w:tcPr>
+            <w:tcW w:type="dxa" w:w="3000"/>
+            <w:shd w:fill="FBF3E2" w:color="auto" w:val="clear"/>
+            <w:tcMar>
+              <w:top w:type="dxa" w:w="80"/>
+              <w:left w:type="dxa" w:w="100"/>
+              <w:bottom w:type="dxa" w:w="80"/>
+              <w:right w:type="dxa" w:w="100"/>
+            </w:tcMar>
+            <w:vAlign w:val="top"/>
+          </w:tcPr>
+          <w:p>
+            <w:pPr>
+              <w:spacing w:after="30" w:before="0"/>
+            </w:pPr>
+            <w:r>
+              <w:rPr>
+                <w:b/>
+                <w:bCs/>
+                <w:color w:val="0F2B3C"/>
+                <w:sz w:val="18"/>
+                <w:szCs w:val="18"/>
+              </w:rPr>
+              <w:t xml:space="preserve">Because... ________________</w:t>
+            </w:r>
+          </w:p>
+          <w:p>
+            <w:pPr>
+              <w:spacing w:after="50" w:before="0"/>
+            </w:pPr>
+            <w:r>
+              <w:rPr>
+                <w:color w:val="BBBBBB"/>
+                <w:sz w:val="18"/>
+                <w:szCs w:val="18"/>
+              </w:rPr>
+              <w:t xml:space="preserve">____________________________</w:t>
+            </w:r>
+          </w:p>
+          <w:p>
+            <w:pPr>
+              <w:spacing w:after="30" w:before="40"/>
+            </w:pPr>
+            <w:r>
+              <w:rPr>
+                <w:b/>
+                <w:bCs/>
+                <w:color w:val="1A6FB5"/>
+                <w:sz w:val="18"/>
+                <w:szCs w:val="18"/>
+              </w:rPr>
+              <w:t xml:space="preserve">Although... _______________</w:t>
+            </w:r>
+          </w:p>
+          <w:p>
+            <w:pPr>
+              <w:spacing w:after="50" w:before="0"/>
+            </w:pPr>
+            <w:r>
+              <w:rPr>
+                <w:color w:val="BBBBBB"/>
+                <w:sz w:val="18"/>
+                <w:szCs w:val="18"/>
+              </w:rPr>
+              <w:t xml:space="preserve">____________________________</w:t>
+            </w:r>
+          </w:p>
+          <w:p>
+            <w:pPr>
+              <w:spacing w:after="30" w:before="40"/>
+            </w:pPr>
+            <w:r>
+              <w:rPr>
+                <w:b/>
+                <w:bCs/>
+                <w:color w:val="7A5400"/>
+                <w:sz w:val="18"/>
+                <w:szCs w:val="18"/>
+              </w:rPr>
+              <w:t xml:space="preserve">Therefore... ______________</w:t>
+            </w:r>
+          </w:p>
+          <w:p>
+            <w:pPr>
+              <w:spacing w:after="50" w:before="0"/>
+            </w:pPr>
+            <w:r>
+              <w:rPr>
+                <w:color w:val="BBBBBB"/>
+                <w:sz w:val="18"/>
+                <w:szCs w:val="18"/>
+              </w:rPr>
+              <w:t xml:space="preserve">____________________________</w:t>
+            </w:r>
+          </w:p>
+        </w:tc>
+      </w:tr>
+    </w:tbl>
+    <w:p>
+      <w:pPr>
+        <w:spacing w:after="60" w:before="0"/>
+      </w:pPr>
+      <w:r>
+        <w:t xml:space="preserve"/>
+      </w:r>
+    </w:p>
+    <w:tbl>
+      <w:tblPr>
+        <w:tblW w:type="dxa" w:w="9360"/>
+        <w:tblBorders>
+          <w:top w:val="single" w:color="C7D2DD" w:sz="6"/>
+          <w:left w:val="single" w:color="C7D2DD" w:sz="6"/>
+          <w:bottom w:val="single" w:color="C7D2DD" w:sz="6"/>
+          <w:right w:val="single" w:color="C7D2DD" w:sz="6"/>
+          <w:insideH w:val="single" w:color="C7D2DD" w:sz="6"/>
+          <w:insideV w:val="single" w:color="C7D2DD" w:sz="6"/>
+        </w:tblBorders>
+      </w:tblPr>
+      <w:tblGrid>
+        <w:gridCol w:w="2800"/>
+        <w:gridCol w:w="3560"/>
+        <w:gridCol w:w="3000"/>
+      </w:tblGrid>
+      <w:tr>
+        <w:trPr>
+          <w:cantSplit/>
+          <w:tblHeader/>
+        </w:trPr>
+        <w:tc>
+          <w:tcPr>
+            <w:tcW w:type="dxa" w:w="2800"/>
+            <w:shd w:fill="EEF4F8" w:color="auto" w:val="clear"/>
+            <w:tcMar>
+              <w:top w:type="dxa" w:w="60"/>
+              <w:left w:type="dxa" w:w="100"/>
+              <w:bottom w:type="dxa" w:w="60"/>
+              <w:right w:type="dxa" w:w="100"/>
+            </w:tcMar>
+          </w:tcPr>
+          <w:p>
+            <w:pPr>
+              <w:spacing w:after="0" w:before="0"/>
+            </w:pPr>
+            <w:r>
+              <w:rPr>
+                <w:b/>
+                <w:bCs/>
+                <w:color w:val="0F2B3C"/>
+                <w:sz w:val="16"/>
+                <w:szCs w:val="16"/>
+              </w:rPr>
+              <w:t xml:space="preserve">CORE PROBLEM / GIVEN REPRESENTATION</w:t>
+            </w:r>
+          </w:p>
+        </w:tc>
+        <w:tc>
+          <w:tcPr>
+            <w:tcW w:type="dxa" w:w="3560"/>
+            <w:shd w:fill="EEF4F8" w:color="auto" w:val="clear"/>
+            <w:tcMar>
+              <w:top w:type="dxa" w:w="60"/>
+              <w:left w:type="dxa" w:w="100"/>
+              <w:bottom w:type="dxa" w:w="60"/>
+              <w:right w:type="dxa" w:w="100"/>
+            </w:tcMar>
+          </w:tcPr>
+          <w:p>
+            <w:pPr>
+              <w:spacing w:after="0" w:before="0"/>
+            </w:pPr>
+            <w:r>
+              <w:rPr>
+                <w:b/>
+                <w:bCs/>
+                <w:color w:val="0F2B3C"/>
+                <w:sz w:val="16"/>
+                <w:szCs w:val="16"/>
+              </w:rPr>
+              <w:t xml:space="preserve">WORKING SPACE / CALCULATION STEPS</w:t>
+            </w:r>
+          </w:p>
+        </w:tc>
+        <w:tc>
+          <w:tcPr>
+            <w:tcW w:type="dxa" w:w="3000"/>
+            <w:shd w:fill="FBF3E2" w:color="auto" w:val="clear"/>
+            <w:tcMar>
+              <w:top w:type="dxa" w:w="60"/>
+              <w:left w:type="dxa" w:w="100"/>
+              <w:bottom w:type="dxa" w:w="60"/>
+              <w:right w:type="dxa" w:w="100"/>
+            </w:tcMar>
+          </w:tcPr>
+          <w:p>
+            <w:pPr>
+              <w:spacing w:after="0" w:before="0"/>
+            </w:pPr>
+            <w:r>
+              <w:rPr>
+                <w:b/>
+                <w:bCs/>
+                <w:color w:val="7A5400"/>
+                <w:sz w:val="16"/>
+                <w:szCs w:val="16"/>
+              </w:rPr>
+              <w:t xml:space="preserve">EXPLAIN YOUR REASONING</w:t>
+            </w:r>
+          </w:p>
+        </w:tc>
+      </w:tr>
+      <w:tr>
+        <w:trPr>
+          <w:cantSplit/>
+        </w:trPr>
+        <w:tc>
+          <w:tcPr>
+            <w:tcW w:type="dxa" w:w="2800"/>
+            <w:tcMar>
+              <w:top w:type="dxa" w:w="80"/>
+              <w:left w:type="dxa" w:w="100"/>
+              <w:bottom w:type="dxa" w:w="80"/>
+              <w:right w:type="dxa" w:w="100"/>
+            </w:tcMar>
+            <w:vAlign w:val="top"/>
+          </w:tcPr>
+          <w:p>
+            <w:pPr>
+              <w:spacing w:after="40" w:before="0"/>
+            </w:pPr>
+            <w:r>
+              <w:rPr>
+                <w:b/>
+                <w:bCs/>
+                <w:color w:val="0F2B3C"/>
+                <w:sz w:val="20"/>
+                <w:szCs w:val="20"/>
+              </w:rPr>
+              <w:t xml:space="preserve">2.  (4 × 2) + (4 × 1) = ___</w:t>
+            </w:r>
+          </w:p>
+        </w:tc>
+        <w:tc>
+          <w:tcPr>
+            <w:tcW w:type="dxa" w:w="3560"/>
+            <w:tcMar>
+              <w:top w:type="dxa" w:w="80"/>
+              <w:left w:type="dxa" w:w="100"/>
+              <w:bottom w:type="dxa" w:w="80"/>
+              <w:right w:type="dxa" w:w="100"/>
+            </w:tcMar>
+            <w:vAlign w:val="top"/>
+          </w:tcPr>
+          <w:p>
+            <w:pPr>
+              <w:spacing w:after="50" w:before="0"/>
+            </w:pPr>
+            <w:r>
+              <w:rPr>
+                <w:color w:val="BBBBBB"/>
+                <w:sz w:val="18"/>
+                <w:szCs w:val="18"/>
+              </w:rPr>
+              <w:t xml:space="preserve">____________________________</w:t>
+            </w:r>
+          </w:p>
+          <w:p>
+            <w:pPr>
+              <w:spacing w:after="50" w:before="0"/>
+            </w:pPr>
+            <w:r>
+              <w:rPr>
+                <w:color w:val="BBBBBB"/>
+                <w:sz w:val="18"/>
+                <w:szCs w:val="18"/>
+              </w:rPr>
+              <w:t xml:space="preserve">____________________________</w:t>
+            </w:r>
+          </w:p>
+          <w:p>
+            <w:pPr>
+              <w:spacing w:after="50" w:before="0"/>
+            </w:pPr>
+            <w:r>
+              <w:rPr>
+                <w:color w:val="BBBBBB"/>
+                <w:sz w:val="18"/>
+                <w:szCs w:val="18"/>
+              </w:rPr>
+              <w:t xml:space="preserve">____________________________</w:t>
+            </w:r>
+          </w:p>
+          <w:p>
+            <w:pPr>
+              <w:spacing w:after="50" w:before="0"/>
+            </w:pPr>
+            <w:r>
+              <w:rPr>
+                <w:color w:val="BBBBBB"/>
+                <w:sz w:val="18"/>
+                <w:szCs w:val="18"/>
+              </w:rPr>
+              <w:t xml:space="preserve">____________________________</w:t>
+            </w:r>
+          </w:p>
+        </w:tc>
+        <w:tc>
+          <w:tcPr>
+            <w:tcW w:type="dxa" w:w="3000"/>
+            <w:shd w:fill="FBF3E2" w:color="auto" w:val="clear"/>
+            <w:tcMar>
+              <w:top w:type="dxa" w:w="80"/>
+              <w:left w:type="dxa" w:w="100"/>
+              <w:bottom w:type="dxa" w:w="80"/>
+              <w:right w:type="dxa" w:w="100"/>
+            </w:tcMar>
+            <w:vAlign w:val="top"/>
+          </w:tcPr>
+          <w:p>
+            <w:pPr>
+              <w:spacing w:after="30" w:before="0"/>
+            </w:pPr>
+            <w:r>
+              <w:rPr>
+                <w:b/>
+                <w:bCs/>
+                <w:color w:val="0F2B3C"/>
+                <w:sz w:val="18"/>
+                <w:szCs w:val="18"/>
+              </w:rPr>
+              <w:t xml:space="preserve">Because... ________________</w:t>
+            </w:r>
+          </w:p>
+          <w:p>
+            <w:pPr>
+              <w:spacing w:after="50" w:before="0"/>
+            </w:pPr>
+            <w:r>
+              <w:rPr>
+                <w:color w:val="BBBBBB"/>
+                <w:sz w:val="18"/>
+                <w:szCs w:val="18"/>
+              </w:rPr>
+              <w:t xml:space="preserve">____________________________</w:t>
+            </w:r>
+          </w:p>
+          <w:p>
+            <w:pPr>
+              <w:spacing w:after="30" w:before="40"/>
+            </w:pPr>
+            <w:r>
+              <w:rPr>
+                <w:b/>
+                <w:bCs/>
+                <w:color w:val="1A6FB5"/>
+                <w:sz w:val="18"/>
+                <w:szCs w:val="18"/>
+              </w:rPr>
+              <w:t xml:space="preserve">Although... _______________</w:t>
+            </w:r>
+          </w:p>
+          <w:p>
+            <w:pPr>
+              <w:spacing w:after="50" w:before="0"/>
+            </w:pPr>
+            <w:r>
+              <w:rPr>
+                <w:color w:val="BBBBBB"/>
+                <w:sz w:val="18"/>
+                <w:szCs w:val="18"/>
+              </w:rPr>
+              <w:t xml:space="preserve">____________________________</w:t>
+            </w:r>
+          </w:p>
+          <w:p>
+            <w:pPr>
+              <w:spacing w:after="30" w:before="40"/>
+            </w:pPr>
+            <w:r>
+              <w:rPr>
+                <w:b/>
+                <w:bCs/>
+                <w:color w:val="7A5400"/>
+                <w:sz w:val="18"/>
+                <w:szCs w:val="18"/>
+              </w:rPr>
+              <w:t xml:space="preserve">Therefore... ______________</w:t>
+            </w:r>
+          </w:p>
+          <w:p>
+            <w:pPr>
+              <w:spacing w:after="50" w:before="0"/>
+            </w:pPr>
+            <w:r>
+              <w:rPr>
+                <w:color w:val="BBBBBB"/>
+                <w:sz w:val="18"/>
+                <w:szCs w:val="18"/>
+              </w:rPr>
+              <w:t xml:space="preserve">____________________________</w:t>
+            </w:r>
+          </w:p>
+        </w:tc>
+      </w:tr>
+    </w:tbl>
+    <w:p>
+      <w:pPr>
+        <w:spacing w:after="60" w:before="0"/>
+      </w:pPr>
+      <w:r>
+        <w:t xml:space="preserve"/>
       </w:r>
     </w:p>
     <w:p>
@@ -430,6 +3808,141 @@
         <w:t xml:space="preserve">____________________________________________________</w:t>
       </w:r>
     </w:p>
+    <w:tbl>
+      <w:tblPr>
+        <w:tblW w:type="dxa" w:w="9360"/>
+        <w:tblBorders>
+          <w:top w:val="single" w:color="C7D2DD" w:sz="6"/>
+          <w:left w:val="single" w:color="C7D2DD" w:sz="6"/>
+          <w:bottom w:val="single" w:color="C7D2DD" w:sz="6"/>
+          <w:right w:val="single" w:color="C7D2DD" w:sz="6"/>
+          <w:insideH w:val="single" w:color="C7D2DD" w:sz="6"/>
+          <w:insideV w:val="single" w:color="C7D2DD" w:sz="6"/>
+        </w:tblBorders>
+      </w:tblPr>
+      <w:tblGrid>
+        <w:gridCol w:w="3120"/>
+        <w:gridCol w:w="3120"/>
+        <w:gridCol w:w="3120"/>
+      </w:tblGrid>
+      <w:tr>
+        <w:trPr>
+          <w:cantSplit/>
+          <w:tblHeader/>
+        </w:trPr>
+        <w:tc>
+          <w:tcPr>
+            <w:tcW w:type="dxa" w:w="9360"/>
+            <w:gridSpan w:val="3"/>
+            <w:shd w:fill="EEF4F8" w:color="auto" w:val="clear"/>
+            <w:tcMar>
+              <w:top w:type="dxa" w:w="60"/>
+              <w:left w:type="dxa" w:w="100"/>
+              <w:bottom w:type="dxa" w:w="60"/>
+              <w:right w:type="dxa" w:w="100"/>
+            </w:tcMar>
+          </w:tcPr>
+          <w:p>
+            <w:pPr>
+              <w:spacing w:after="0" w:before="0"/>
+            </w:pPr>
+            <w:r>
+              <w:rPr>
+                <w:b/>
+                <w:bCs/>
+                <w:color w:val="0F2B3C"/>
+                <w:sz w:val="18"/>
+                <w:szCs w:val="18"/>
+              </w:rPr>
+              <w:t xml:space="preserve">EXIT CHECK · 3-POINT SELF-ASSESSMENT CHECKLIST</w:t>
+            </w:r>
+          </w:p>
+        </w:tc>
+      </w:tr>
+      <w:tr>
+        <w:trPr>
+          <w:cantSplit/>
+        </w:trPr>
+        <w:tc>
+          <w:tcPr>
+            <w:tcW w:type="dxa" w:w="3120"/>
+            <w:tcMar>
+              <w:top w:type="dxa" w:w="80"/>
+              <w:left w:type="dxa" w:w="100"/>
+              <w:bottom w:type="dxa" w:w="80"/>
+              <w:right w:type="dxa" w:w="100"/>
+            </w:tcMar>
+          </w:tcPr>
+          <w:p>
+            <w:pPr>
+              <w:spacing w:after="0" w:before="0"/>
+            </w:pPr>
+            <w:r>
+              <w:rPr>
+                <w:b/>
+                <w:bCs/>
+                <w:color w:val="0F2B3C"/>
+                <w:sz w:val="18"/>
+                <w:szCs w:val="18"/>
+              </w:rPr>
+              <w:t xml:space="preserve">☐ 1. Units &amp; Labels Verified</w:t>
+            </w:r>
+          </w:p>
+        </w:tc>
+        <w:tc>
+          <w:tcPr>
+            <w:tcW w:type="dxa" w:w="3120"/>
+            <w:tcMar>
+              <w:top w:type="dxa" w:w="80"/>
+              <w:left w:type="dxa" w:w="100"/>
+              <w:bottom w:type="dxa" w:w="80"/>
+              <w:right w:type="dxa" w:w="100"/>
+            </w:tcMar>
+          </w:tcPr>
+          <w:p>
+            <w:pPr>
+              <w:spacing w:after="0" w:before="0"/>
+            </w:pPr>
+            <w:r>
+              <w:rPr>
+                <w:b/>
+                <w:bCs/>
+                <w:color w:val="0F2B3C"/>
+                <w:sz w:val="18"/>
+                <w:szCs w:val="18"/>
+              </w:rPr>
+              <w:t xml:space="preserve">☐ 2. Reasoning Stated (Because / Although / Therefore)</w:t>
+            </w:r>
+          </w:p>
+        </w:tc>
+        <w:tc>
+          <w:tcPr>
+            <w:tcW w:type="dxa" w:w="3120"/>
+            <w:tcMar>
+              <w:top w:type="dxa" w:w="80"/>
+              <w:left w:type="dxa" w:w="100"/>
+              <w:bottom w:type="dxa" w:w="80"/>
+              <w:right w:type="dxa" w:w="100"/>
+            </w:tcMar>
+          </w:tcPr>
+          <w:p>
+            <w:pPr>
+              <w:spacing w:after="0" w:before="0"/>
+            </w:pPr>
+            <w:r>
+              <w:rPr>
+                <w:b/>
+                <w:bCs/>
+                <w:color w:val="0F2B3C"/>
+                <w:sz w:val="18"/>
+                <w:szCs w:val="18"/>
+              </w:rPr>
+              <w:t xml:space="preserve">☐ 3. Calculations Double-Checked</w:t>
+            </w:r>
+          </w:p>
+        </w:tc>
+      </w:tr>
+    </w:tbl>
     <w:p>
       <w:pPr>
         <w:spacing w:after="60" w:before="120"/>
